--- a/assets/downloads/simulation-25/presimulation-activity-2-understanding-foot-injuries.docx
+++ b/assets/downloads/simulation-25/presimulation-activity-2-understanding-foot-injuries.docx
@@ -1,112 +1,36 @@
 
 <file path=word/document.xml><?xml version="1.0" encoding="utf-8"?>
-<w:document xmlns:wpc="http://schemas.microsoft.com/office/word/2010/wordprocessingCanvas" xmlns:cx="http://schemas.microsoft.com/office/drawing/2014/chartex" xmlns:cx1="http://schemas.microsoft.com/office/drawing/2015/9/8/chartex" xmlns:cx2="http://schemas.microsoft.com/office/drawing/2015/10/21/chartex" xmlns:cx3="http://schemas.microsoft.com/office/drawing/2016/5/9/chartex" xmlns:cx4="http://schemas.microsoft.com/office/drawing/2016/5/10/chartex" xmlns:cx5="http://schemas.microsoft.com/office/drawing/2016/5/11/chartex" xmlns:cx6="http://schemas.microsoft.com/office/drawing/2016/5/12/chartex" xmlns:cx7="http://schemas.microsoft.com/office/drawing/2016/5/13/chartex" xmlns:cx8="http://schemas.microsoft.com/office/drawing/2016/5/14/chartex" xmlns:mc="http://schemas.openxmlformats.org/markup-compatibility/2006" xmlns:aink="http://schemas.microsoft.com/office/drawing/2016/ink" xmlns:am3d="http://schemas.microsoft.com/office/drawing/2017/model3d" xmlns:o="urn:schemas-microsoft-com:office:office" xmlns:oel="http://schemas.microsoft.com/office/2019/extlst" xmlns:r="http://schemas.openxmlformats.org/officeDocument/2006/relationships" xmlns:m="http://schemas.openxmlformats.org/officeDocument/2006/math" xmlns:v="urn:schemas-microsoft-com:vml" xmlns:wp14="http://schemas.microsoft.com/office/word/2010/wordprocessingDrawing" xmlns:wp="http://schemas.openxmlformats.org/drawingml/2006/wordprocessingDrawing" xmlns:w10="urn:schemas-microsoft-com:office:word" xmlns:w="http://schemas.openxmlformats.org/wordprocessingml/2006/main" xmlns:w14="http://schemas.microsoft.com/office/word/2010/wordml" xmlns:w15="http://schemas.microsoft.com/office/word/2012/wordml" xmlns:w16cex="http://schemas.microsoft.com/office/word/2018/wordml/cex" xmlns:w16cid="http://schemas.microsoft.com/office/word/2016/wordml/cid" xmlns:w16="http://schemas.microsoft.com/office/word/2018/wordml" xmlns:w16du="http://schemas.microsoft.com/office/word/2023/wordml/word16du" xmlns:w16sdtdh="http://schemas.microsoft.com/office/word/2020/wordml/sdtdatahash" xmlns:w16sdtfl="http://schemas.microsoft.com/office/word/2024/wordml/sdtformatlock" xmlns:w16se="http://schemas.microsoft.com/office/word/2015/wordml/symex" xmlns:wpg="http://schemas.microsoft.com/office/word/2010/wordprocessingGroup" xmlns:wpi="http://schemas.microsoft.com/office/word/2010/wordprocessingInk" xmlns:wne="http://schemas.microsoft.com/office/word/2006/wordml" xmlns:wps="http://schemas.microsoft.com/office/word/2010/wordprocessingShape" mc:Ignorable="w14 w15 w16se w16cid w16 w16cex w16sdtdh w16sdtfl w16du wp14">
+<w:document xmlns:wpc="http://schemas.microsoft.com/office/word/2010/wordprocessingCanvas" xmlns:cx="http://schemas.microsoft.com/office/drawing/2014/chartex" xmlns:cx1="http://schemas.microsoft.com/office/drawing/2015/9/8/chartex" xmlns:cx2="http://schemas.microsoft.com/office/drawing/2015/10/21/chartex" xmlns:cx3="http://schemas.microsoft.com/office/drawing/2016/5/9/chartex" xmlns:cx4="http://schemas.microsoft.com/office/drawing/2016/5/10/chartex" xmlns:cx5="http://schemas.microsoft.com/office/drawing/2016/5/11/chartex" xmlns:cx6="http://schemas.microsoft.com/office/drawing/2016/5/12/chartex" xmlns:cx7="http://schemas.microsoft.com/office/drawing/2016/5/13/chartex" xmlns:cx8="http://schemas.microsoft.com/office/drawing/2016/5/14/chartex" xmlns:mc="http://schemas.openxmlformats.org/markup-compatibility/2006" xmlns:aink="http://schemas.microsoft.com/office/drawing/2016/ink" xmlns:am3d="http://schemas.microsoft.com/office/drawing/2017/model3d" xmlns:o="urn:schemas-microsoft-com:office:office" xmlns:oel="http://schemas.microsoft.com/office/2019/extlst" xmlns:r="http://schemas.openxmlformats.org/officeDocument/2006/relationships" xmlns:m="http://schemas.openxmlformats.org/officeDocument/2006/math" xmlns:v="urn:schemas-microsoft-com:vml" xmlns:wp14="http://schemas.microsoft.com/office/word/2010/wordprocessingDrawing" xmlns:wp="http://schemas.openxmlformats.org/drawingml/2006/wordprocessingDrawing" xmlns:w10="urn:schemas-microsoft-com:office:word" xmlns:w="http://schemas.openxmlformats.org/wordprocessingml/2006/main" xmlns:w14="http://schemas.microsoft.com/office/word/2010/wordml" xmlns:w15="http://schemas.microsoft.com/office/word/2012/wordml" xmlns:w16cei="http://schemas.microsoft.com/office/word/2026/wordml/cei" xmlns:w16cex="http://schemas.microsoft.com/office/word/2018/wordml/cex" xmlns:w16cid="http://schemas.microsoft.com/office/word/2016/wordml/cid" xmlns:w16="http://schemas.microsoft.com/office/word/2018/wordml" xmlns:w16du="http://schemas.microsoft.com/office/word/2023/wordml/word16du" xmlns:w16sdtdh="http://schemas.microsoft.com/office/word/2020/wordml/sdtdatahash" xmlns:w16sdtfl="http://schemas.microsoft.com/office/word/2024/wordml/sdtformatlock" xmlns:w16se="http://schemas.microsoft.com/office/word/2015/wordml/symex" xmlns:wpg="http://schemas.microsoft.com/office/word/2010/wordprocessingGroup" xmlns:wpi="http://schemas.microsoft.com/office/word/2010/wordprocessingInk" xmlns:wne="http://schemas.microsoft.com/office/word/2006/wordml" xmlns:wps="http://schemas.microsoft.com/office/word/2010/wordprocessingShape" mc:Ignorable="w14 w15 w16se w16cid w16 w16cex w16sdtdh w16sdtfl w16du wp14">
   <w:body>
     <w:p>
       <w:pPr>
         <w:pStyle w:val="Heading1"/>
-        <w:spacing w:line="480" w:lineRule="auto"/>
-        <w:rPr>
-          <w:rFonts w:ascii="Times New Roman" w:hAnsi="Times New Roman"/>
-          <w:color w:val="000000"/>
-          <w:sz w:val="24"/>
-          <w:szCs w:val="20"/>
-        </w:rPr>
-      </w:pPr>
-      <w:r>
-        <w:rPr>
-          <w:rFonts w:ascii="Times New Roman" w:hAnsi="Times New Roman"/>
-          <w:color w:val="000000"/>
-          <w:sz w:val="24"/>
-          <w:szCs w:val="20"/>
-        </w:rPr>
-        <w:t/>
-      </w:r>
-      <w:r>
-        <w:rPr>
-          <w:rFonts w:ascii="Times New Roman" w:hAnsi="Times New Roman"/>
-          <w:color w:val="000000"/>
-          <w:sz w:val="24"/>
-          <w:szCs w:val="20"/>
-        </w:rPr>
-        <w:t/>
-      </w:r>
-      <w:r>
-        <w:rPr>
-          <w:rFonts w:ascii="Times New Roman" w:hAnsi="Times New Roman"/>
-          <w:color w:val="000000"/>
-          <w:sz w:val="24"/>
-          <w:szCs w:val="20"/>
-        </w:rPr>
-        <w:t/>
-      </w:r>
+      </w:pPr>
       <w:proofErr w:type="spellStart"/>
       <w:r>
-        <w:rPr>
-          <w:rFonts w:ascii="Times New Roman" w:hAnsi="Times New Roman"/>
-          <w:color w:val="000000"/>
-          <w:sz w:val="24"/>
-          <w:szCs w:val="20"/>
-        </w:rPr>
         <w:t>Presimulation</w:t>
       </w:r>
       <w:proofErr w:type="spellEnd"/>
       <w:r>
-        <w:rPr>
-          <w:rFonts w:ascii="Times New Roman" w:hAnsi="Times New Roman"/>
-          <w:color w:val="000000"/>
-          <w:sz w:val="24"/>
-          <w:szCs w:val="20"/>
-        </w:rPr>
         <w:t xml:space="preserve"> </w:t>
       </w:r>
       <w:r>
-        <w:rPr>
-          <w:rFonts w:ascii="Times New Roman" w:hAnsi="Times New Roman"/>
-          <w:color w:val="000000"/>
-          <w:sz w:val="24"/>
-          <w:szCs w:val="20"/>
-        </w:rPr>
         <w:t>Activity 2</w:t>
       </w:r>
       <w:r>
-        <w:rPr>
-          <w:rFonts w:ascii="Times New Roman" w:hAnsi="Times New Roman"/>
-          <w:color w:val="000000"/>
-          <w:sz w:val="24"/>
-          <w:szCs w:val="20"/>
-        </w:rPr>
         <w:t>:</w:t>
       </w:r>
       <w:r>
-        <w:rPr>
-          <w:rFonts w:ascii="Times New Roman" w:hAnsi="Times New Roman"/>
-          <w:color w:val="000000"/>
-          <w:sz w:val="24"/>
-          <w:szCs w:val="20"/>
-        </w:rPr>
         <w:t xml:space="preserve"> </w:t>
       </w:r>
-      <w:bookmarkStart w:id="7" w:name="_Hlk221010035"/>
+      <w:bookmarkStart w:id="0" w:name="_Hlk221010035"/>
       <w:r>
-        <w:rPr>
-          <w:rFonts w:ascii="Times New Roman" w:hAnsi="Times New Roman"/>
-          <w:color w:val="000000"/>
-          <w:sz w:val="24"/>
-          <w:szCs w:val="20"/>
-        </w:rPr>
         <w:t xml:space="preserve">Understanding Foot </w:t>
       </w:r>
       <w:r>
-        <w:rPr>
-          <w:rFonts w:ascii="Times New Roman" w:hAnsi="Times New Roman"/>
-          <w:color w:val="000000"/>
-          <w:sz w:val="24"/>
-          <w:szCs w:val="20"/>
-        </w:rPr>
         <w:t>Injuries</w:t>
       </w:r>
-      <w:bookmarkEnd w:id="7"/>
+      <w:bookmarkEnd w:id="0"/>
     </w:p>
     <w:p>
       <w:pPr>
@@ -118,14 +42,15 @@
       </w:pPr>
       <w:r>
         <w:rPr>
+          <w:rFonts w:ascii="Aptos" w:eastAsia="Aptos" w:hAnsi="Aptos" w:cs="Aptos"/>
           <w:color w:val="000000"/>
         </w:rPr>
-        <w:lastRenderedPageBreak/>
         <w:t xml:space="preserve">Answer the following questions using any of the resources listed in </w:t>
       </w:r>
       <w:proofErr w:type="spellStart"/>
       <w:r>
         <w:rPr>
+          <w:rFonts w:ascii="Aptos" w:eastAsia="Aptos" w:hAnsi="Aptos" w:cs="Aptos"/>
           <w:color w:val="000000"/>
         </w:rPr>
         <w:t>Presimulation</w:t>
@@ -133,18 +58,21 @@
       <w:proofErr w:type="spellEnd"/>
       <w:r>
         <w:rPr>
+          <w:rFonts w:ascii="Aptos" w:eastAsia="Aptos" w:hAnsi="Aptos" w:cs="Aptos"/>
           <w:color w:val="000000"/>
         </w:rPr>
         <w:t xml:space="preserve"> </w:t>
       </w:r>
       <w:r>
         <w:rPr>
+          <w:rFonts w:ascii="Aptos" w:eastAsia="Aptos" w:hAnsi="Aptos" w:cs="Aptos"/>
           <w:color w:val="000000"/>
         </w:rPr>
         <w:t xml:space="preserve">Activity 1 or your own resources. </w:t>
       </w:r>
       <w:r>
         <w:rPr>
+          <w:rFonts w:ascii="Aptos" w:eastAsia="Aptos" w:hAnsi="Aptos" w:cs="Aptos"/>
           <w:b/>
           <w:bCs/>
           <w:color w:val="000000"/>
@@ -166,14 +94,23 @@
         <w:pStyle w:val="NormalWeb"/>
         <w:spacing w:before="0" w:beforeAutospacing="0" w:after="0" w:afterAutospacing="0" w:line="480" w:lineRule="auto"/>
         <w:rPr>
+          <w:rFonts w:asciiTheme="minorHAnsi" w:hAnsiTheme="minorHAnsi"/>
           <w:color w:val="000000"/>
         </w:rPr>
       </w:pPr>
       <w:r>
         <w:rPr>
+          <w:rFonts w:ascii="Aptos" w:eastAsia="Aptos" w:hAnsi="Aptos" w:cs="Aptos"/>
           <w:color w:val="000000"/>
         </w:rPr>
-        <w:t>For the injuries listed, complete the tables with the following information:</w:t>
+        <w:t xml:space="preserve">For </w:t>
+      </w:r>
+      <w:r>
+        <w:rPr>
+          <w:rFonts w:asciiTheme="minorHAnsi" w:eastAsia="Aptos" w:hAnsiTheme="minorHAnsi" w:cs="Aptos"/>
+          <w:color w:val="000000"/>
+        </w:rPr>
+        <w:t>the injuries listed, complete the tables with the following information:</w:t>
       </w:r>
     </w:p>
     <w:p>
@@ -185,11 +122,13 @@
         </w:numPr>
         <w:spacing w:before="0" w:beforeAutospacing="0" w:after="0" w:afterAutospacing="0" w:line="480" w:lineRule="auto"/>
         <w:rPr>
+          <w:rFonts w:asciiTheme="minorHAnsi" w:hAnsiTheme="minorHAnsi"/>
           <w:color w:val="000000"/>
         </w:rPr>
       </w:pPr>
       <w:r>
         <w:rPr>
+          <w:rFonts w:asciiTheme="minorHAnsi" w:eastAsia="Aptos" w:hAnsiTheme="minorHAnsi" w:cs="Aptos"/>
           <w:color w:val="000000"/>
         </w:rPr>
         <w:t>Top four pertinent history questions.</w:t>
@@ -204,11 +143,13 @@
         </w:numPr>
         <w:spacing w:before="0" w:beforeAutospacing="0" w:after="0" w:afterAutospacing="0" w:line="480" w:lineRule="auto"/>
         <w:rPr>
+          <w:rFonts w:asciiTheme="minorHAnsi" w:hAnsiTheme="minorHAnsi"/>
           <w:color w:val="000000"/>
         </w:rPr>
       </w:pPr>
       <w:r>
         <w:rPr>
+          <w:rFonts w:asciiTheme="minorHAnsi" w:eastAsia="Aptos" w:hAnsiTheme="minorHAnsi" w:cs="Aptos"/>
           <w:color w:val="000000"/>
         </w:rPr>
         <w:t>Mechanism of injury (MOI).</w:t>
@@ -223,11 +164,13 @@
         </w:numPr>
         <w:spacing w:before="0" w:beforeAutospacing="0" w:after="0" w:afterAutospacing="0" w:line="480" w:lineRule="auto"/>
         <w:rPr>
+          <w:rFonts w:asciiTheme="minorHAnsi" w:hAnsiTheme="minorHAnsi"/>
           <w:color w:val="000000"/>
         </w:rPr>
       </w:pPr>
       <w:r>
         <w:rPr>
+          <w:rFonts w:asciiTheme="minorHAnsi" w:eastAsia="Aptos" w:hAnsiTheme="minorHAnsi" w:cs="Aptos"/>
           <w:color w:val="000000"/>
         </w:rPr>
         <w:t>Pain characteristics: type, quality, location, severity.</w:t>
@@ -242,11 +185,13 @@
         </w:numPr>
         <w:spacing w:before="0" w:beforeAutospacing="0" w:after="0" w:afterAutospacing="0" w:line="480" w:lineRule="auto"/>
         <w:rPr>
+          <w:rFonts w:asciiTheme="minorHAnsi" w:hAnsiTheme="minorHAnsi"/>
           <w:color w:val="000000"/>
         </w:rPr>
       </w:pPr>
       <w:r>
         <w:rPr>
+          <w:rFonts w:asciiTheme="minorHAnsi" w:eastAsia="Aptos" w:hAnsiTheme="minorHAnsi" w:cs="Aptos"/>
           <w:color w:val="000000"/>
         </w:rPr>
         <w:t>Landmarks to palpate: Identify important anatomical structures related to this injury. Identify at least three items and consider how to palpate or find these structures.</w:t>
@@ -261,11 +206,13 @@
         </w:numPr>
         <w:spacing w:before="0" w:beforeAutospacing="0" w:after="0" w:afterAutospacing="0" w:line="480" w:lineRule="auto"/>
         <w:rPr>
+          <w:rFonts w:asciiTheme="minorHAnsi" w:hAnsiTheme="minorHAnsi"/>
           <w:color w:val="000000"/>
         </w:rPr>
       </w:pPr>
       <w:r>
         <w:rPr>
+          <w:rFonts w:asciiTheme="minorHAnsi" w:eastAsia="Aptos" w:hAnsiTheme="minorHAnsi" w:cs="Aptos"/>
           <w:color w:val="000000"/>
         </w:rPr>
         <w:t>Physical exam findings: Identify observable, visual, or palpable characteristics that may be present with this injury.</w:t>
@@ -280,11 +227,13 @@
         </w:numPr>
         <w:spacing w:before="0" w:beforeAutospacing="0" w:after="0" w:afterAutospacing="0" w:line="480" w:lineRule="auto"/>
         <w:rPr>
+          <w:rFonts w:asciiTheme="minorHAnsi" w:hAnsiTheme="minorHAnsi"/>
           <w:color w:val="000000"/>
         </w:rPr>
       </w:pPr>
       <w:r>
         <w:rPr>
+          <w:rFonts w:asciiTheme="minorHAnsi" w:eastAsia="Aptos" w:hAnsiTheme="minorHAnsi" w:cs="Aptos"/>
           <w:color w:val="000000"/>
         </w:rPr>
         <w:t>Functional assessment: If this injury were present, what functional limitations would the patient experience (inability to walk, dorsiflex, feel foot, inability to weight bear or antalgic gait, etc.)?</w:t>
@@ -299,11 +248,13 @@
         </w:numPr>
         <w:spacing w:before="0" w:beforeAutospacing="0" w:after="0" w:afterAutospacing="0" w:line="480" w:lineRule="auto"/>
         <w:rPr>
+          <w:rFonts w:asciiTheme="minorHAnsi" w:hAnsiTheme="minorHAnsi"/>
           <w:color w:val="000000"/>
         </w:rPr>
       </w:pPr>
       <w:r>
         <w:rPr>
+          <w:rFonts w:asciiTheme="minorHAnsi" w:eastAsia="Aptos" w:hAnsiTheme="minorHAnsi" w:cs="Aptos"/>
           <w:color w:val="000000"/>
         </w:rPr>
         <w:t>Differential diagnosis (DDx): For this condition, are there other related or similar conditions that may require pertinent negatives for a differential diagnosis?</w:t>
@@ -318,11 +269,13 @@
         </w:numPr>
         <w:spacing w:before="0" w:beforeAutospacing="0" w:after="0" w:afterAutospacing="0" w:line="480" w:lineRule="auto"/>
         <w:rPr>
+          <w:rFonts w:asciiTheme="minorHAnsi" w:hAnsiTheme="minorHAnsi"/>
           <w:color w:val="000000"/>
         </w:rPr>
       </w:pPr>
       <w:r>
         <w:rPr>
+          <w:rFonts w:asciiTheme="minorHAnsi" w:eastAsia="Aptos" w:hAnsiTheme="minorHAnsi" w:cs="Aptos"/>
           <w:color w:val="000000"/>
         </w:rPr>
         <w:t xml:space="preserve">Referral recommendation: Does the patient need to be referred? Is this an </w:t>
@@ -330,6 +283,7 @@
       <w:proofErr w:type="gramStart"/>
       <w:r>
         <w:rPr>
+          <w:rFonts w:asciiTheme="minorHAnsi" w:eastAsia="Aptos" w:hAnsiTheme="minorHAnsi" w:cs="Aptos"/>
           <w:color w:val="000000"/>
         </w:rPr>
         <w:t>emergent</w:t>
@@ -337,6 +291,7 @@
       <w:proofErr w:type="gramEnd"/>
       <w:r>
         <w:rPr>
+          <w:rFonts w:asciiTheme="minorHAnsi" w:eastAsia="Aptos" w:hAnsiTheme="minorHAnsi" w:cs="Aptos"/>
           <w:color w:val="000000"/>
         </w:rPr>
         <w:t xml:space="preserve"> referral or when is a referral recommended and for what reason?</w:t>
@@ -351,13 +306,16 @@
         </w:numPr>
         <w:spacing w:before="0" w:beforeAutospacing="0" w:after="0" w:afterAutospacing="0" w:line="480" w:lineRule="auto"/>
         <w:rPr>
+          <w:rFonts w:asciiTheme="minorHAnsi" w:hAnsiTheme="minorHAnsi"/>
           <w:color w:val="000000"/>
         </w:rPr>
       </w:pPr>
       <w:r>
         <w:rPr>
+          <w:rFonts w:asciiTheme="minorHAnsi" w:eastAsia="Aptos" w:hAnsiTheme="minorHAnsi" w:cs="Aptos"/>
           <w:color w:val="000000"/>
         </w:rPr>
+        <w:lastRenderedPageBreak/>
         <w:t>Management: What should the athlete do for this condition in the immediate future, near future, or both?</w:t>
       </w:r>
     </w:p>
@@ -382,7 +340,7 @@
       </w:pPr>
       <w:r>
         <w:rPr>
-          <w:rFonts w:ascii="Times New Roman" w:hAnsi="Times New Roman"/>
+          <w:rFonts w:ascii="Aptos" w:eastAsia="Aptos" w:hAnsi="Aptos" w:cs="Aptos"/>
           <w:b/>
           <w:bCs/>
           <w:color w:val="A73023"/>
@@ -393,7 +351,7 @@
       </w:r>
       <w:r>
         <w:rPr>
-          <w:rFonts w:ascii="Times New Roman" w:hAnsi="Times New Roman"/>
+          <w:rFonts w:ascii="Aptos" w:eastAsia="Aptos" w:hAnsi="Aptos" w:cs="Aptos"/>
           <w:b/>
           <w:bCs/>
           <w:color w:val="A73023"/>
@@ -404,7 +362,7 @@
       </w:r>
       <w:r>
         <w:rPr>
-          <w:rFonts w:ascii="Times New Roman" w:hAnsi="Times New Roman"/>
+          <w:rFonts w:ascii="Aptos" w:eastAsia="Aptos" w:hAnsi="Aptos" w:cs="Aptos"/>
           <w:b/>
           <w:bCs/>
           <w:color w:val="A73023"/>
@@ -415,7 +373,7 @@
       </w:r>
       <w:r>
         <w:rPr>
-          <w:rFonts w:ascii="Times New Roman" w:hAnsi="Times New Roman"/>
+          <w:rFonts w:ascii="Aptos" w:eastAsia="Aptos" w:hAnsi="Aptos" w:cs="Aptos"/>
           <w:color w:val="000000"/>
           <w:sz w:val="24"/>
           <w:szCs w:val="24"/>
@@ -424,7 +382,7 @@
       </w:r>
       <w:r>
         <w:rPr>
-          <w:rFonts w:ascii="Times New Roman" w:hAnsi="Times New Roman"/>
+          <w:rFonts w:ascii="Aptos" w:eastAsia="Aptos" w:hAnsi="Aptos" w:cs="Aptos"/>
           <w:b/>
           <w:bCs/>
           <w:color w:val="000000"/>
@@ -462,12 +420,11 @@
             </w:pPr>
             <w:r>
               <w:rPr>
-                <w:rFonts w:ascii="Times New Roman" w:hAnsi="Times New Roman"/>
-                <w:color w:val="000000"/>
-                <w:sz w:val="24"/>
-                <w:szCs w:val="24"/>
-              </w:rPr>
-              <w:lastRenderedPageBreak/>
+                <w:rFonts w:ascii="Aptos" w:eastAsia="Aptos" w:hAnsi="Aptos" w:cs="Aptos"/>
+                <w:color w:val="000000"/>
+                <w:sz w:val="24"/>
+                <w:szCs w:val="24"/>
+              </w:rPr>
               <w:t>History</w:t>
             </w:r>
           </w:p>
@@ -488,7 +445,7 @@
             </w:pPr>
             <w:r>
               <w:rPr>
-                <w:rFonts w:ascii="Times New Roman" w:hAnsi="Times New Roman"/>
+                <w:rFonts w:ascii="Aptos" w:eastAsia="Aptos" w:hAnsi="Aptos" w:cs="Aptos"/>
                 <w:color w:val="000000"/>
                 <w:sz w:val="24"/>
                 <w:szCs w:val="24"/>
@@ -508,7 +465,7 @@
             </w:pPr>
             <w:r>
               <w:rPr>
-                <w:rFonts w:ascii="Times New Roman" w:hAnsi="Times New Roman"/>
+                <w:rFonts w:ascii="Aptos" w:eastAsia="Aptos" w:hAnsi="Aptos" w:cs="Aptos"/>
                 <w:color w:val="000000"/>
                 <w:sz w:val="24"/>
                 <w:szCs w:val="24"/>
@@ -528,7 +485,7 @@
             </w:pPr>
             <w:r>
               <w:rPr>
-                <w:rFonts w:ascii="Times New Roman" w:hAnsi="Times New Roman"/>
+                <w:rFonts w:ascii="Aptos" w:eastAsia="Aptos" w:hAnsi="Aptos" w:cs="Aptos"/>
                 <w:color w:val="000000"/>
                 <w:sz w:val="24"/>
                 <w:szCs w:val="24"/>
@@ -548,7 +505,7 @@
             </w:pPr>
             <w:r>
               <w:rPr>
-                <w:rFonts w:ascii="Times New Roman" w:hAnsi="Times New Roman"/>
+                <w:rFonts w:ascii="Aptos" w:eastAsia="Aptos" w:hAnsi="Aptos" w:cs="Aptos"/>
                 <w:color w:val="000000"/>
                 <w:sz w:val="24"/>
                 <w:szCs w:val="24"/>
@@ -579,7 +536,7 @@
             </w:pPr>
             <w:r>
               <w:rPr>
-                <w:rFonts w:ascii="Times New Roman" w:hAnsi="Times New Roman"/>
+                <w:rFonts w:ascii="Aptos" w:eastAsia="Aptos" w:hAnsi="Aptos" w:cs="Aptos"/>
                 <w:color w:val="000000"/>
                 <w:sz w:val="24"/>
                 <w:szCs w:val="24"/>
@@ -625,7 +582,7 @@
             </w:pPr>
             <w:r>
               <w:rPr>
-                <w:rFonts w:ascii="Times New Roman" w:hAnsi="Times New Roman"/>
+                <w:rFonts w:ascii="Aptos" w:eastAsia="Aptos" w:hAnsi="Aptos" w:cs="Aptos"/>
                 <w:color w:val="000000"/>
                 <w:sz w:val="24"/>
                 <w:szCs w:val="24"/>
@@ -650,7 +607,7 @@
             </w:pPr>
             <w:r>
               <w:rPr>
-                <w:rFonts w:ascii="Times New Roman" w:hAnsi="Times New Roman"/>
+                <w:rFonts w:ascii="Aptos" w:eastAsia="Aptos" w:hAnsi="Aptos" w:cs="Aptos"/>
                 <w:color w:val="000000"/>
                 <w:sz w:val="24"/>
                 <w:szCs w:val="24"/>
@@ -670,7 +627,7 @@
             </w:pPr>
             <w:r>
               <w:rPr>
-                <w:rFonts w:ascii="Times New Roman" w:hAnsi="Times New Roman"/>
+                <w:rFonts w:ascii="Aptos" w:eastAsia="Aptos" w:hAnsi="Aptos" w:cs="Aptos"/>
                 <w:color w:val="000000"/>
                 <w:sz w:val="24"/>
                 <w:szCs w:val="24"/>
@@ -690,7 +647,7 @@
             </w:pPr>
             <w:r>
               <w:rPr>
-                <w:rFonts w:ascii="Times New Roman" w:hAnsi="Times New Roman"/>
+                <w:rFonts w:ascii="Aptos" w:eastAsia="Aptos" w:hAnsi="Aptos" w:cs="Aptos"/>
                 <w:color w:val="000000"/>
                 <w:sz w:val="24"/>
                 <w:szCs w:val="24"/>
@@ -712,7 +669,7 @@
             </w:pPr>
             <w:r>
               <w:rPr>
-                <w:rFonts w:ascii="Times New Roman" w:hAnsi="Times New Roman"/>
+                <w:rFonts w:ascii="Aptos" w:eastAsia="Aptos" w:hAnsi="Aptos" w:cs="Aptos"/>
                 <w:color w:val="000000"/>
                 <w:sz w:val="24"/>
                 <w:szCs w:val="24"/>
@@ -740,7 +697,7 @@
             </w:pPr>
             <w:r>
               <w:rPr>
-                <w:rFonts w:ascii="Times New Roman" w:hAnsi="Times New Roman"/>
+                <w:rFonts w:ascii="Aptos" w:eastAsia="Aptos" w:hAnsi="Aptos" w:cs="Aptos"/>
                 <w:color w:val="000000"/>
                 <w:sz w:val="24"/>
                 <w:szCs w:val="24"/>
@@ -765,7 +722,7 @@
             </w:pPr>
             <w:r>
               <w:rPr>
-                <w:rFonts w:ascii="Times New Roman" w:hAnsi="Times New Roman"/>
+                <w:rFonts w:ascii="Aptos" w:eastAsia="Aptos" w:hAnsi="Aptos" w:cs="Aptos"/>
                 <w:color w:val="000000"/>
                 <w:sz w:val="24"/>
                 <w:szCs w:val="24"/>
@@ -785,7 +742,7 @@
             </w:pPr>
             <w:r>
               <w:rPr>
-                <w:rFonts w:ascii="Times New Roman" w:hAnsi="Times New Roman"/>
+                <w:rFonts w:ascii="Aptos" w:eastAsia="Aptos" w:hAnsi="Aptos" w:cs="Aptos"/>
                 <w:color w:val="000000"/>
                 <w:sz w:val="24"/>
                 <w:szCs w:val="24"/>
@@ -807,7 +764,7 @@
             </w:pPr>
             <w:r>
               <w:rPr>
-                <w:rFonts w:ascii="Times New Roman" w:hAnsi="Times New Roman"/>
+                <w:rFonts w:ascii="Aptos" w:eastAsia="Aptos" w:hAnsi="Aptos" w:cs="Aptos"/>
                 <w:color w:val="000000"/>
                 <w:sz w:val="24"/>
                 <w:szCs w:val="24"/>
@@ -838,7 +795,7 @@
             </w:pPr>
             <w:r>
               <w:rPr>
-                <w:rFonts w:ascii="Times New Roman" w:hAnsi="Times New Roman"/>
+                <w:rFonts w:ascii="Aptos" w:eastAsia="Aptos" w:hAnsi="Aptos" w:cs="Aptos"/>
                 <w:color w:val="000000"/>
                 <w:sz w:val="24"/>
                 <w:szCs w:val="24"/>
@@ -885,11 +842,12 @@
             </w:pPr>
             <w:r>
               <w:rPr>
-                <w:rFonts w:ascii="Times New Roman" w:hAnsi="Times New Roman"/>
-                <w:color w:val="000000"/>
-                <w:sz w:val="24"/>
-                <w:szCs w:val="24"/>
-              </w:rPr>
+                <w:rFonts w:ascii="Aptos" w:eastAsia="Aptos" w:hAnsi="Aptos" w:cs="Aptos"/>
+                <w:color w:val="000000"/>
+                <w:sz w:val="24"/>
+                <w:szCs w:val="24"/>
+              </w:rPr>
+              <w:lastRenderedPageBreak/>
               <w:t>Functional assessment</w:t>
             </w:r>
           </w:p>
@@ -932,7 +890,7 @@
             </w:pPr>
             <w:r>
               <w:rPr>
-                <w:rFonts w:ascii="Times New Roman" w:hAnsi="Times New Roman"/>
+                <w:rFonts w:ascii="Aptos" w:eastAsia="Aptos" w:hAnsi="Aptos" w:cs="Aptos"/>
                 <w:color w:val="000000"/>
                 <w:sz w:val="24"/>
                 <w:szCs w:val="24"/>
@@ -979,7 +937,7 @@
             </w:pPr>
             <w:r>
               <w:rPr>
-                <w:rFonts w:ascii="Times New Roman" w:hAnsi="Times New Roman"/>
+                <w:rFonts w:ascii="Aptos" w:eastAsia="Aptos" w:hAnsi="Aptos" w:cs="Aptos"/>
                 <w:color w:val="000000"/>
                 <w:sz w:val="24"/>
                 <w:szCs w:val="24"/>
@@ -1026,7 +984,7 @@
             </w:pPr>
             <w:r>
               <w:rPr>
-                <w:rFonts w:ascii="Times New Roman" w:hAnsi="Times New Roman"/>
+                <w:rFonts w:ascii="Aptos" w:eastAsia="Aptos" w:hAnsi="Aptos" w:cs="Aptos"/>
                 <w:color w:val="000000"/>
                 <w:sz w:val="24"/>
                 <w:szCs w:val="24"/>
@@ -1078,7 +1036,7 @@
       </w:pPr>
       <w:r>
         <w:rPr>
-          <w:rFonts w:ascii="Times New Roman" w:hAnsi="Times New Roman"/>
+          <w:rFonts w:ascii="Aptos" w:eastAsia="Aptos" w:hAnsi="Aptos" w:cs="Aptos"/>
           <w:b/>
           <w:bCs/>
           <w:color w:val="A73023"/>
@@ -1089,7 +1047,7 @@
       </w:r>
       <w:r>
         <w:rPr>
-          <w:rFonts w:ascii="Times New Roman" w:hAnsi="Times New Roman"/>
+          <w:rFonts w:ascii="Aptos" w:eastAsia="Aptos" w:hAnsi="Aptos" w:cs="Aptos"/>
           <w:b/>
           <w:bCs/>
           <w:color w:val="A73023"/>
@@ -1100,7 +1058,7 @@
       </w:r>
       <w:r>
         <w:rPr>
-          <w:rFonts w:ascii="Times New Roman" w:hAnsi="Times New Roman"/>
+          <w:rFonts w:ascii="Aptos" w:eastAsia="Aptos" w:hAnsi="Aptos" w:cs="Aptos"/>
           <w:b/>
           <w:bCs/>
           <w:color w:val="A73023"/>
@@ -1111,7 +1069,7 @@
       </w:r>
       <w:r>
         <w:rPr>
-          <w:rFonts w:ascii="Times New Roman" w:hAnsi="Times New Roman"/>
+          <w:rFonts w:ascii="Aptos" w:eastAsia="Aptos" w:hAnsi="Aptos" w:cs="Aptos"/>
           <w:b/>
           <w:bCs/>
           <w:color w:val="A73023"/>
@@ -1122,7 +1080,7 @@
       </w:r>
       <w:r>
         <w:rPr>
-          <w:rFonts w:ascii="Times New Roman" w:hAnsi="Times New Roman"/>
+          <w:rFonts w:ascii="Aptos" w:eastAsia="Aptos" w:hAnsi="Aptos" w:cs="Aptos"/>
           <w:color w:val="000000"/>
           <w:sz w:val="24"/>
           <w:szCs w:val="24"/>
@@ -1131,7 +1089,7 @@
       </w:r>
       <w:r>
         <w:rPr>
-          <w:rFonts w:ascii="Times New Roman" w:hAnsi="Times New Roman"/>
+          <w:rFonts w:ascii="Aptos" w:eastAsia="Aptos" w:hAnsi="Aptos" w:cs="Aptos"/>
           <w:b/>
           <w:bCs/>
           <w:color w:val="000000"/>
@@ -1142,7 +1100,7 @@
       </w:r>
       <w:r>
         <w:rPr>
-          <w:rFonts w:ascii="Times New Roman" w:hAnsi="Times New Roman"/>
+          <w:rFonts w:ascii="Aptos" w:eastAsia="Aptos" w:hAnsi="Aptos" w:cs="Aptos"/>
           <w:b/>
           <w:bCs/>
           <w:color w:val="000000"/>
@@ -1153,7 +1111,7 @@
       </w:r>
       <w:r>
         <w:rPr>
-          <w:rFonts w:ascii="Times New Roman" w:hAnsi="Times New Roman"/>
+          <w:rFonts w:ascii="Aptos" w:eastAsia="Aptos" w:hAnsi="Aptos" w:cs="Aptos"/>
           <w:b/>
           <w:bCs/>
           <w:color w:val="000000"/>
@@ -1164,7 +1122,7 @@
       </w:r>
       <w:r>
         <w:rPr>
-          <w:rFonts w:ascii="Times New Roman" w:hAnsi="Times New Roman"/>
+          <w:rFonts w:ascii="Aptos" w:eastAsia="Aptos" w:hAnsi="Aptos" w:cs="Aptos"/>
           <w:b/>
           <w:bCs/>
           <w:color w:val="000000"/>
@@ -1175,7 +1133,7 @@
       </w:r>
       <w:r>
         <w:rPr>
-          <w:rFonts w:ascii="Times New Roman" w:hAnsi="Times New Roman"/>
+          <w:rFonts w:ascii="Aptos" w:eastAsia="Aptos" w:hAnsi="Aptos" w:cs="Aptos"/>
           <w:b/>
           <w:bCs/>
           <w:color w:val="000000"/>
@@ -1186,7 +1144,7 @@
       </w:r>
       <w:r>
         <w:rPr>
-          <w:rFonts w:ascii="Times New Roman" w:hAnsi="Times New Roman"/>
+          <w:rFonts w:ascii="Aptos" w:eastAsia="Aptos" w:hAnsi="Aptos" w:cs="Aptos"/>
           <w:b/>
           <w:bCs/>
           <w:color w:val="000000"/>
@@ -1197,7 +1155,7 @@
       </w:r>
       <w:r>
         <w:rPr>
-          <w:rFonts w:ascii="Times New Roman" w:hAnsi="Times New Roman"/>
+          <w:rFonts w:ascii="Aptos" w:eastAsia="Aptos" w:hAnsi="Aptos" w:cs="Aptos"/>
           <w:b/>
           <w:bCs/>
           <w:color w:val="000000"/>
@@ -1208,7 +1166,7 @@
       </w:r>
       <w:r>
         <w:rPr>
-          <w:rFonts w:ascii="Times New Roman" w:hAnsi="Times New Roman"/>
+          <w:rFonts w:ascii="Aptos" w:eastAsia="Aptos" w:hAnsi="Aptos" w:cs="Aptos"/>
           <w:b/>
           <w:bCs/>
           <w:color w:val="000000"/>
@@ -1246,7 +1204,7 @@
             </w:pPr>
             <w:r>
               <w:rPr>
-                <w:rFonts w:ascii="Times New Roman" w:hAnsi="Times New Roman"/>
+                <w:rFonts w:ascii="Aptos" w:eastAsia="Aptos" w:hAnsi="Aptos" w:cs="Aptos"/>
                 <w:color w:val="000000"/>
                 <w:sz w:val="24"/>
                 <w:szCs w:val="24"/>
@@ -1271,7 +1229,7 @@
             </w:pPr>
             <w:r>
               <w:rPr>
-                <w:rFonts w:ascii="Times New Roman" w:hAnsi="Times New Roman"/>
+                <w:rFonts w:ascii="Aptos" w:eastAsia="Aptos" w:hAnsi="Aptos" w:cs="Aptos"/>
                 <w:color w:val="000000"/>
                 <w:sz w:val="24"/>
                 <w:szCs w:val="24"/>
@@ -1291,7 +1249,7 @@
             </w:pPr>
             <w:r>
               <w:rPr>
-                <w:rFonts w:ascii="Times New Roman" w:hAnsi="Times New Roman"/>
+                <w:rFonts w:ascii="Aptos" w:eastAsia="Aptos" w:hAnsi="Aptos" w:cs="Aptos"/>
                 <w:color w:val="000000"/>
                 <w:sz w:val="24"/>
                 <w:szCs w:val="24"/>
@@ -1311,7 +1269,7 @@
             </w:pPr>
             <w:r>
               <w:rPr>
-                <w:rFonts w:ascii="Times New Roman" w:hAnsi="Times New Roman"/>
+                <w:rFonts w:ascii="Aptos" w:eastAsia="Aptos" w:hAnsi="Aptos" w:cs="Aptos"/>
                 <w:color w:val="000000"/>
                 <w:sz w:val="24"/>
                 <w:szCs w:val="24"/>
@@ -1331,7 +1289,7 @@
             </w:pPr>
             <w:r>
               <w:rPr>
-                <w:rFonts w:ascii="Times New Roman" w:hAnsi="Times New Roman"/>
+                <w:rFonts w:ascii="Aptos" w:eastAsia="Aptos" w:hAnsi="Aptos" w:cs="Aptos"/>
                 <w:color w:val="000000"/>
                 <w:sz w:val="24"/>
                 <w:szCs w:val="24"/>
@@ -1362,12 +1320,11 @@
             </w:pPr>
             <w:r>
               <w:rPr>
-                <w:rFonts w:ascii="Times New Roman" w:hAnsi="Times New Roman"/>
-                <w:color w:val="000000"/>
-                <w:sz w:val="24"/>
-                <w:szCs w:val="24"/>
-              </w:rPr>
-              <w:lastRenderedPageBreak/>
+                <w:rFonts w:ascii="Aptos" w:eastAsia="Aptos" w:hAnsi="Aptos" w:cs="Aptos"/>
+                <w:color w:val="000000"/>
+                <w:sz w:val="24"/>
+                <w:szCs w:val="24"/>
+              </w:rPr>
               <w:t>MOI</w:t>
             </w:r>
           </w:p>
@@ -1409,7 +1366,7 @@
             </w:pPr>
             <w:r>
               <w:rPr>
-                <w:rFonts w:ascii="Times New Roman" w:hAnsi="Times New Roman"/>
+                <w:rFonts w:ascii="Aptos" w:eastAsia="Aptos" w:hAnsi="Aptos" w:cs="Aptos"/>
                 <w:color w:val="000000"/>
                 <w:sz w:val="24"/>
                 <w:szCs w:val="24"/>
@@ -1434,7 +1391,7 @@
             </w:pPr>
             <w:r>
               <w:rPr>
-                <w:rFonts w:ascii="Times New Roman" w:hAnsi="Times New Roman"/>
+                <w:rFonts w:ascii="Aptos" w:eastAsia="Aptos" w:hAnsi="Aptos" w:cs="Aptos"/>
                 <w:color w:val="000000"/>
                 <w:sz w:val="24"/>
                 <w:szCs w:val="24"/>
@@ -1454,7 +1411,7 @@
             </w:pPr>
             <w:r>
               <w:rPr>
-                <w:rFonts w:ascii="Times New Roman" w:hAnsi="Times New Roman"/>
+                <w:rFonts w:ascii="Aptos" w:eastAsia="Aptos" w:hAnsi="Aptos" w:cs="Aptos"/>
                 <w:color w:val="000000"/>
                 <w:sz w:val="24"/>
                 <w:szCs w:val="24"/>
@@ -1474,7 +1431,7 @@
             </w:pPr>
             <w:r>
               <w:rPr>
-                <w:rFonts w:ascii="Times New Roman" w:hAnsi="Times New Roman"/>
+                <w:rFonts w:ascii="Aptos" w:eastAsia="Aptos" w:hAnsi="Aptos" w:cs="Aptos"/>
                 <w:color w:val="000000"/>
                 <w:sz w:val="24"/>
                 <w:szCs w:val="24"/>
@@ -1496,7 +1453,7 @@
             </w:pPr>
             <w:r>
               <w:rPr>
-                <w:rFonts w:ascii="Times New Roman" w:hAnsi="Times New Roman"/>
+                <w:rFonts w:ascii="Aptos" w:eastAsia="Aptos" w:hAnsi="Aptos" w:cs="Aptos"/>
                 <w:color w:val="000000"/>
                 <w:sz w:val="24"/>
                 <w:szCs w:val="24"/>
@@ -1524,7 +1481,7 @@
             </w:pPr>
             <w:r>
               <w:rPr>
-                <w:rFonts w:ascii="Times New Roman" w:hAnsi="Times New Roman"/>
+                <w:rFonts w:ascii="Aptos" w:eastAsia="Aptos" w:hAnsi="Aptos" w:cs="Aptos"/>
                 <w:color w:val="000000"/>
                 <w:sz w:val="24"/>
                 <w:szCs w:val="24"/>
@@ -1549,7 +1506,7 @@
             </w:pPr>
             <w:r>
               <w:rPr>
-                <w:rFonts w:ascii="Times New Roman" w:hAnsi="Times New Roman"/>
+                <w:rFonts w:ascii="Aptos" w:eastAsia="Aptos" w:hAnsi="Aptos" w:cs="Aptos"/>
                 <w:color w:val="000000"/>
                 <w:sz w:val="24"/>
                 <w:szCs w:val="24"/>
@@ -1569,7 +1526,7 @@
             </w:pPr>
             <w:r>
               <w:rPr>
-                <w:rFonts w:ascii="Times New Roman" w:hAnsi="Times New Roman"/>
+                <w:rFonts w:ascii="Aptos" w:eastAsia="Aptos" w:hAnsi="Aptos" w:cs="Aptos"/>
                 <w:color w:val="000000"/>
                 <w:sz w:val="24"/>
                 <w:szCs w:val="24"/>
@@ -1591,11 +1548,12 @@
             </w:pPr>
             <w:r>
               <w:rPr>
-                <w:rFonts w:ascii="Times New Roman" w:hAnsi="Times New Roman"/>
-                <w:color w:val="000000"/>
-                <w:sz w:val="24"/>
-                <w:szCs w:val="24"/>
-              </w:rPr>
+                <w:rFonts w:ascii="Aptos" w:eastAsia="Aptos" w:hAnsi="Aptos" w:cs="Aptos"/>
+                <w:color w:val="000000"/>
+                <w:sz w:val="24"/>
+                <w:szCs w:val="24"/>
+              </w:rPr>
+              <w:lastRenderedPageBreak/>
               <w:t>3</w:t>
             </w:r>
           </w:p>
@@ -1622,11 +1580,12 @@
             </w:pPr>
             <w:r>
               <w:rPr>
-                <w:rFonts w:ascii="Times New Roman" w:hAnsi="Times New Roman"/>
-                <w:color w:val="000000"/>
-                <w:sz w:val="24"/>
-                <w:szCs w:val="24"/>
-              </w:rPr>
+                <w:rFonts w:ascii="Aptos" w:eastAsia="Aptos" w:hAnsi="Aptos" w:cs="Aptos"/>
+                <w:color w:val="000000"/>
+                <w:sz w:val="24"/>
+                <w:szCs w:val="24"/>
+              </w:rPr>
+              <w:lastRenderedPageBreak/>
               <w:t>Physical exam findings</w:t>
             </w:r>
           </w:p>
@@ -1669,7 +1628,7 @@
             </w:pPr>
             <w:r>
               <w:rPr>
-                <w:rFonts w:ascii="Times New Roman" w:hAnsi="Times New Roman"/>
+                <w:rFonts w:ascii="Aptos" w:eastAsia="Aptos" w:hAnsi="Aptos" w:cs="Aptos"/>
                 <w:color w:val="000000"/>
                 <w:sz w:val="24"/>
                 <w:szCs w:val="24"/>
@@ -1716,7 +1675,7 @@
             </w:pPr>
             <w:r>
               <w:rPr>
-                <w:rFonts w:ascii="Times New Roman" w:hAnsi="Times New Roman"/>
+                <w:rFonts w:ascii="Aptos" w:eastAsia="Aptos" w:hAnsi="Aptos" w:cs="Aptos"/>
                 <w:color w:val="000000"/>
                 <w:sz w:val="24"/>
                 <w:szCs w:val="24"/>
@@ -1763,7 +1722,7 @@
             </w:pPr>
             <w:r>
               <w:rPr>
-                <w:rFonts w:ascii="Times New Roman" w:hAnsi="Times New Roman"/>
+                <w:rFonts w:ascii="Aptos" w:eastAsia="Aptos" w:hAnsi="Aptos" w:cs="Aptos"/>
                 <w:color w:val="000000"/>
                 <w:sz w:val="24"/>
                 <w:szCs w:val="24"/>
@@ -1810,7 +1769,7 @@
             </w:pPr>
             <w:r>
               <w:rPr>
-                <w:rFonts w:ascii="Times New Roman" w:hAnsi="Times New Roman"/>
+                <w:rFonts w:ascii="Aptos" w:eastAsia="Aptos" w:hAnsi="Aptos" w:cs="Aptos"/>
                 <w:color w:val="000000"/>
                 <w:sz w:val="24"/>
                 <w:szCs w:val="24"/>
@@ -1860,7 +1819,7 @@
       </w:pPr>
       <w:r>
         <w:rPr>
-          <w:rFonts w:ascii="Times New Roman" w:hAnsi="Times New Roman"/>
+          <w:rFonts w:ascii="Aptos" w:eastAsia="Aptos" w:hAnsi="Aptos" w:cs="Aptos"/>
           <w:b/>
           <w:bCs/>
           <w:color w:val="A73023"/>
@@ -1871,7 +1830,7 @@
       </w:r>
       <w:r>
         <w:rPr>
-          <w:rFonts w:ascii="Times New Roman" w:hAnsi="Times New Roman"/>
+          <w:rFonts w:ascii="Aptos" w:eastAsia="Aptos" w:hAnsi="Aptos" w:cs="Aptos"/>
           <w:b/>
           <w:bCs/>
           <w:color w:val="A73023"/>
@@ -1882,7 +1841,7 @@
       </w:r>
       <w:r>
         <w:rPr>
-          <w:rFonts w:ascii="Times New Roman" w:hAnsi="Times New Roman"/>
+          <w:rFonts w:ascii="Aptos" w:eastAsia="Aptos" w:hAnsi="Aptos" w:cs="Aptos"/>
           <w:b/>
           <w:bCs/>
           <w:color w:val="A73023"/>
@@ -1893,7 +1852,7 @@
       </w:r>
       <w:r>
         <w:rPr>
-          <w:rFonts w:ascii="Times New Roman" w:hAnsi="Times New Roman"/>
+          <w:rFonts w:ascii="Aptos" w:eastAsia="Aptos" w:hAnsi="Aptos" w:cs="Aptos"/>
           <w:b/>
           <w:bCs/>
           <w:color w:val="A73023"/>
@@ -1904,7 +1863,7 @@
       </w:r>
       <w:r>
         <w:rPr>
-          <w:rFonts w:ascii="Times New Roman" w:hAnsi="Times New Roman"/>
+          <w:rFonts w:ascii="Aptos" w:eastAsia="Aptos" w:hAnsi="Aptos" w:cs="Aptos"/>
           <w:color w:val="000000"/>
           <w:sz w:val="24"/>
           <w:szCs w:val="24"/>
@@ -1913,7 +1872,7 @@
       </w:r>
       <w:r>
         <w:rPr>
-          <w:rFonts w:ascii="Times New Roman" w:hAnsi="Times New Roman"/>
+          <w:rFonts w:ascii="Aptos" w:eastAsia="Aptos" w:hAnsi="Aptos" w:cs="Aptos"/>
           <w:b/>
           <w:bCs/>
           <w:color w:val="000000"/>
@@ -1924,7 +1883,7 @@
       </w:r>
       <w:r>
         <w:rPr>
-          <w:rFonts w:ascii="Times New Roman" w:hAnsi="Times New Roman"/>
+          <w:rFonts w:ascii="Aptos" w:eastAsia="Aptos" w:hAnsi="Aptos" w:cs="Aptos"/>
           <w:b/>
           <w:bCs/>
           <w:color w:val="000000"/>
@@ -1935,7 +1894,7 @@
       </w:r>
       <w:r>
         <w:rPr>
-          <w:rFonts w:ascii="Times New Roman" w:hAnsi="Times New Roman"/>
+          <w:rFonts w:ascii="Aptos" w:eastAsia="Aptos" w:hAnsi="Aptos" w:cs="Aptos"/>
           <w:b/>
           <w:bCs/>
           <w:color w:val="000000"/>
@@ -1973,7 +1932,7 @@
             </w:pPr>
             <w:r>
               <w:rPr>
-                <w:rFonts w:ascii="Times New Roman" w:hAnsi="Times New Roman"/>
+                <w:rFonts w:ascii="Aptos" w:eastAsia="Aptos" w:hAnsi="Aptos" w:cs="Aptos"/>
                 <w:color w:val="000000"/>
                 <w:sz w:val="24"/>
                 <w:szCs w:val="24"/>
@@ -1998,7 +1957,7 @@
             </w:pPr>
             <w:r>
               <w:rPr>
-                <w:rFonts w:ascii="Times New Roman" w:hAnsi="Times New Roman"/>
+                <w:rFonts w:ascii="Aptos" w:eastAsia="Aptos" w:hAnsi="Aptos" w:cs="Aptos"/>
                 <w:color w:val="000000"/>
                 <w:sz w:val="24"/>
                 <w:szCs w:val="24"/>
@@ -2018,7 +1977,7 @@
             </w:pPr>
             <w:r>
               <w:rPr>
-                <w:rFonts w:ascii="Times New Roman" w:hAnsi="Times New Roman"/>
+                <w:rFonts w:ascii="Aptos" w:eastAsia="Aptos" w:hAnsi="Aptos" w:cs="Aptos"/>
                 <w:color w:val="000000"/>
                 <w:sz w:val="24"/>
                 <w:szCs w:val="24"/>
@@ -2038,7 +1997,7 @@
             </w:pPr>
             <w:r>
               <w:rPr>
-                <w:rFonts w:ascii="Times New Roman" w:hAnsi="Times New Roman"/>
+                <w:rFonts w:ascii="Aptos" w:eastAsia="Aptos" w:hAnsi="Aptos" w:cs="Aptos"/>
                 <w:color w:val="000000"/>
                 <w:sz w:val="24"/>
                 <w:szCs w:val="24"/>
@@ -2058,7 +2017,7 @@
             </w:pPr>
             <w:r>
               <w:rPr>
-                <w:rFonts w:ascii="Times New Roman" w:hAnsi="Times New Roman"/>
+                <w:rFonts w:ascii="Aptos" w:eastAsia="Aptos" w:hAnsi="Aptos" w:cs="Aptos"/>
                 <w:color w:val="000000"/>
                 <w:sz w:val="24"/>
                 <w:szCs w:val="24"/>
@@ -2089,7 +2048,7 @@
             </w:pPr>
             <w:r>
               <w:rPr>
-                <w:rFonts w:ascii="Times New Roman" w:hAnsi="Times New Roman"/>
+                <w:rFonts w:ascii="Aptos" w:eastAsia="Aptos" w:hAnsi="Aptos" w:cs="Aptos"/>
                 <w:color w:val="000000"/>
                 <w:sz w:val="24"/>
                 <w:szCs w:val="24"/>
@@ -2135,7 +2094,7 @@
             </w:pPr>
             <w:r>
               <w:rPr>
-                <w:rFonts w:ascii="Times New Roman" w:hAnsi="Times New Roman"/>
+                <w:rFonts w:ascii="Aptos" w:eastAsia="Aptos" w:hAnsi="Aptos" w:cs="Aptos"/>
                 <w:color w:val="000000"/>
                 <w:sz w:val="24"/>
                 <w:szCs w:val="24"/>
@@ -2160,7 +2119,7 @@
             </w:pPr>
             <w:r>
               <w:rPr>
-                <w:rFonts w:ascii="Times New Roman" w:hAnsi="Times New Roman"/>
+                <w:rFonts w:ascii="Aptos" w:eastAsia="Aptos" w:hAnsi="Aptos" w:cs="Aptos"/>
                 <w:color w:val="000000"/>
                 <w:sz w:val="24"/>
                 <w:szCs w:val="24"/>
@@ -2180,7 +2139,7 @@
             </w:pPr>
             <w:r>
               <w:rPr>
-                <w:rFonts w:ascii="Times New Roman" w:hAnsi="Times New Roman"/>
+                <w:rFonts w:ascii="Aptos" w:eastAsia="Aptos" w:hAnsi="Aptos" w:cs="Aptos"/>
                 <w:color w:val="000000"/>
                 <w:sz w:val="24"/>
                 <w:szCs w:val="24"/>
@@ -2200,7 +2159,7 @@
             </w:pPr>
             <w:r>
               <w:rPr>
-                <w:rFonts w:ascii="Times New Roman" w:hAnsi="Times New Roman"/>
+                <w:rFonts w:ascii="Aptos" w:eastAsia="Aptos" w:hAnsi="Aptos" w:cs="Aptos"/>
                 <w:color w:val="000000"/>
                 <w:sz w:val="24"/>
                 <w:szCs w:val="24"/>
@@ -2222,12 +2181,11 @@
             </w:pPr>
             <w:r>
               <w:rPr>
-                <w:rFonts w:ascii="Times New Roman" w:hAnsi="Times New Roman"/>
-                <w:color w:val="000000"/>
-                <w:sz w:val="24"/>
-                <w:szCs w:val="24"/>
-              </w:rPr>
-              <w:lastRenderedPageBreak/>
+                <w:rFonts w:ascii="Aptos" w:eastAsia="Aptos" w:hAnsi="Aptos" w:cs="Aptos"/>
+                <w:color w:val="000000"/>
+                <w:sz w:val="24"/>
+                <w:szCs w:val="24"/>
+              </w:rPr>
               <w:t>Severity:</w:t>
             </w:r>
           </w:p>
@@ -2251,7 +2209,7 @@
             </w:pPr>
             <w:r>
               <w:rPr>
-                <w:rFonts w:ascii="Times New Roman" w:hAnsi="Times New Roman"/>
+                <w:rFonts w:ascii="Aptos" w:eastAsia="Aptos" w:hAnsi="Aptos" w:cs="Aptos"/>
                 <w:color w:val="000000"/>
                 <w:sz w:val="24"/>
                 <w:szCs w:val="24"/>
@@ -2277,7 +2235,7 @@
             </w:pPr>
             <w:r>
               <w:rPr>
-                <w:rFonts w:ascii="Times New Roman" w:hAnsi="Times New Roman"/>
+                <w:rFonts w:ascii="Aptos" w:eastAsia="Aptos" w:hAnsi="Aptos" w:cs="Aptos"/>
                 <w:color w:val="000000"/>
                 <w:sz w:val="24"/>
                 <w:szCs w:val="24"/>
@@ -2297,7 +2255,7 @@
             </w:pPr>
             <w:r>
               <w:rPr>
-                <w:rFonts w:ascii="Times New Roman" w:hAnsi="Times New Roman"/>
+                <w:rFonts w:ascii="Aptos" w:eastAsia="Aptos" w:hAnsi="Aptos" w:cs="Aptos"/>
                 <w:color w:val="000000"/>
                 <w:sz w:val="24"/>
                 <w:szCs w:val="24"/>
@@ -2319,7 +2277,7 @@
             </w:pPr>
             <w:r>
               <w:rPr>
-                <w:rFonts w:ascii="Times New Roman" w:hAnsi="Times New Roman"/>
+                <w:rFonts w:ascii="Aptos" w:eastAsia="Aptos" w:hAnsi="Aptos" w:cs="Aptos"/>
                 <w:color w:val="000000"/>
                 <w:sz w:val="24"/>
                 <w:szCs w:val="24"/>
@@ -2350,7 +2308,7 @@
             </w:pPr>
             <w:r>
               <w:rPr>
-                <w:rFonts w:ascii="Times New Roman" w:hAnsi="Times New Roman"/>
+                <w:rFonts w:ascii="Aptos" w:eastAsia="Aptos" w:hAnsi="Aptos" w:cs="Aptos"/>
                 <w:color w:val="000000"/>
                 <w:sz w:val="24"/>
                 <w:szCs w:val="24"/>
@@ -2397,7 +2355,7 @@
             </w:pPr>
             <w:r>
               <w:rPr>
-                <w:rFonts w:ascii="Times New Roman" w:hAnsi="Times New Roman"/>
+                <w:rFonts w:ascii="Aptos" w:eastAsia="Aptos" w:hAnsi="Aptos" w:cs="Aptos"/>
                 <w:color w:val="000000"/>
                 <w:sz w:val="24"/>
                 <w:szCs w:val="24"/>
@@ -2444,7 +2402,7 @@
             </w:pPr>
             <w:r>
               <w:rPr>
-                <w:rFonts w:ascii="Times New Roman" w:hAnsi="Times New Roman"/>
+                <w:rFonts w:ascii="Aptos" w:eastAsia="Aptos" w:hAnsi="Aptos" w:cs="Aptos"/>
                 <w:color w:val="000000"/>
                 <w:sz w:val="24"/>
                 <w:szCs w:val="24"/>
@@ -2491,7 +2449,7 @@
             </w:pPr>
             <w:r>
               <w:rPr>
-                <w:rFonts w:ascii="Times New Roman" w:hAnsi="Times New Roman"/>
+                <w:rFonts w:ascii="Aptos" w:eastAsia="Aptos" w:hAnsi="Aptos" w:cs="Aptos"/>
                 <w:color w:val="000000"/>
                 <w:sz w:val="24"/>
                 <w:szCs w:val="24"/>
@@ -2538,7 +2496,7 @@
             </w:pPr>
             <w:r>
               <w:rPr>
-                <w:rFonts w:ascii="Times New Roman" w:hAnsi="Times New Roman"/>
+                <w:rFonts w:ascii="Aptos" w:eastAsia="Aptos" w:hAnsi="Aptos" w:cs="Aptos"/>
                 <w:color w:val="000000"/>
                 <w:sz w:val="24"/>
                 <w:szCs w:val="24"/>
@@ -2565,6 +2523,7 @@
         </w:tc>
       </w:tr>
     </w:tbl>
+    <w:p/>
     <w:sectPr>
       <w:headerReference w:type="even" r:id="rId8"/>
       <w:headerReference w:type="default" r:id="rId9"/>
@@ -2581,7 +2540,7 @@
 </file>
 
 <file path=word/endnotes.xml><?xml version="1.0" encoding="utf-8"?>
-<w:endnotes xmlns:wpc="http://schemas.microsoft.com/office/word/2010/wordprocessingCanvas" xmlns:cx="http://schemas.microsoft.com/office/drawing/2014/chartex" xmlns:cx1="http://schemas.microsoft.com/office/drawing/2015/9/8/chartex" xmlns:cx2="http://schemas.microsoft.com/office/drawing/2015/10/21/chartex" xmlns:cx3="http://schemas.microsoft.com/office/drawing/2016/5/9/chartex" xmlns:cx4="http://schemas.microsoft.com/office/drawing/2016/5/10/chartex" xmlns:cx5="http://schemas.microsoft.com/office/drawing/2016/5/11/chartex" xmlns:cx6="http://schemas.microsoft.com/office/drawing/2016/5/12/chartex" xmlns:cx7="http://schemas.microsoft.com/office/drawing/2016/5/13/chartex" xmlns:cx8="http://schemas.microsoft.com/office/drawing/2016/5/14/chartex" xmlns:mc="http://schemas.openxmlformats.org/markup-compatibility/2006" xmlns:aink="http://schemas.microsoft.com/office/drawing/2016/ink" xmlns:am3d="http://schemas.microsoft.com/office/drawing/2017/model3d" xmlns:o="urn:schemas-microsoft-com:office:office" xmlns:oel="http://schemas.microsoft.com/office/2019/extlst" xmlns:r="http://schemas.openxmlformats.org/officeDocument/2006/relationships" xmlns:m="http://schemas.openxmlformats.org/officeDocument/2006/math" xmlns:v="urn:schemas-microsoft-com:vml" xmlns:wp14="http://schemas.microsoft.com/office/word/2010/wordprocessingDrawing" xmlns:wp="http://schemas.openxmlformats.org/drawingml/2006/wordprocessingDrawing" xmlns:w10="urn:schemas-microsoft-com:office:word" xmlns:w="http://schemas.openxmlformats.org/wordprocessingml/2006/main" xmlns:w14="http://schemas.microsoft.com/office/word/2010/wordml" xmlns:w15="http://schemas.microsoft.com/office/word/2012/wordml" xmlns:w16cex="http://schemas.microsoft.com/office/word/2018/wordml/cex" xmlns:w16cid="http://schemas.microsoft.com/office/word/2016/wordml/cid" xmlns:w16="http://schemas.microsoft.com/office/word/2018/wordml" xmlns:w16du="http://schemas.microsoft.com/office/word/2023/wordml/word16du" xmlns:w16sdtdh="http://schemas.microsoft.com/office/word/2020/wordml/sdtdatahash" xmlns:w16sdtfl="http://schemas.microsoft.com/office/word/2024/wordml/sdtformatlock" xmlns:w16se="http://schemas.microsoft.com/office/word/2015/wordml/symex" xmlns:wpg="http://schemas.microsoft.com/office/word/2010/wordprocessingGroup" xmlns:wpi="http://schemas.microsoft.com/office/word/2010/wordprocessingInk" xmlns:wne="http://schemas.microsoft.com/office/word/2006/wordml" xmlns:wps="http://schemas.microsoft.com/office/word/2010/wordprocessingShape" mc:Ignorable="w14 w15 w16se w16cid w16 w16cex w16sdtdh w16sdtfl w16du wp14">
+<w:endnotes xmlns:wpc="http://schemas.microsoft.com/office/word/2010/wordprocessingCanvas" xmlns:cx="http://schemas.microsoft.com/office/drawing/2014/chartex" xmlns:cx1="http://schemas.microsoft.com/office/drawing/2015/9/8/chartex" xmlns:cx2="http://schemas.microsoft.com/office/drawing/2015/10/21/chartex" xmlns:cx3="http://schemas.microsoft.com/office/drawing/2016/5/9/chartex" xmlns:cx4="http://schemas.microsoft.com/office/drawing/2016/5/10/chartex" xmlns:cx5="http://schemas.microsoft.com/office/drawing/2016/5/11/chartex" xmlns:cx6="http://schemas.microsoft.com/office/drawing/2016/5/12/chartex" xmlns:cx7="http://schemas.microsoft.com/office/drawing/2016/5/13/chartex" xmlns:cx8="http://schemas.microsoft.com/office/drawing/2016/5/14/chartex" xmlns:mc="http://schemas.openxmlformats.org/markup-compatibility/2006" xmlns:aink="http://schemas.microsoft.com/office/drawing/2016/ink" xmlns:am3d="http://schemas.microsoft.com/office/drawing/2017/model3d" xmlns:o="urn:schemas-microsoft-com:office:office" xmlns:oel="http://schemas.microsoft.com/office/2019/extlst" xmlns:r="http://schemas.openxmlformats.org/officeDocument/2006/relationships" xmlns:m="http://schemas.openxmlformats.org/officeDocument/2006/math" xmlns:v="urn:schemas-microsoft-com:vml" xmlns:wp14="http://schemas.microsoft.com/office/word/2010/wordprocessingDrawing" xmlns:wp="http://schemas.openxmlformats.org/drawingml/2006/wordprocessingDrawing" xmlns:w10="urn:schemas-microsoft-com:office:word" xmlns:w="http://schemas.openxmlformats.org/wordprocessingml/2006/main" xmlns:w14="http://schemas.microsoft.com/office/word/2010/wordml" xmlns:w15="http://schemas.microsoft.com/office/word/2012/wordml" xmlns:w16cei="http://schemas.microsoft.com/office/word/2026/wordml/cei" xmlns:w16cex="http://schemas.microsoft.com/office/word/2018/wordml/cex" xmlns:w16cid="http://schemas.microsoft.com/office/word/2016/wordml/cid" xmlns:w16="http://schemas.microsoft.com/office/word/2018/wordml" xmlns:w16du="http://schemas.microsoft.com/office/word/2023/wordml/word16du" xmlns:w16sdtdh="http://schemas.microsoft.com/office/word/2020/wordml/sdtdatahash" xmlns:w16sdtfl="http://schemas.microsoft.com/office/word/2024/wordml/sdtformatlock" xmlns:w16se="http://schemas.microsoft.com/office/word/2015/wordml/symex" xmlns:wpg="http://schemas.microsoft.com/office/word/2010/wordprocessingGroup" xmlns:wpi="http://schemas.microsoft.com/office/word/2010/wordprocessingInk" xmlns:wne="http://schemas.microsoft.com/office/word/2006/wordml" xmlns:wps="http://schemas.microsoft.com/office/word/2010/wordprocessingShape" mc:Ignorable="w14 w15 w16se w16cid w16 w16cex w16sdtdh w16sdtfl w16du wp14">
   <w:endnote w:type="separator" w:id="-1">
     <w:p>
       <w:r>
@@ -2600,7 +2559,7 @@
 </file>
 
 <file path=word/footer1.xml><?xml version="1.0" encoding="utf-8"?>
-<w:ftr xmlns:wpc="http://schemas.microsoft.com/office/word/2010/wordprocessingCanvas" xmlns:cx="http://schemas.microsoft.com/office/drawing/2014/chartex" xmlns:cx1="http://schemas.microsoft.com/office/drawing/2015/9/8/chartex" xmlns:cx2="http://schemas.microsoft.com/office/drawing/2015/10/21/chartex" xmlns:cx3="http://schemas.microsoft.com/office/drawing/2016/5/9/chartex" xmlns:cx4="http://schemas.microsoft.com/office/drawing/2016/5/10/chartex" xmlns:cx5="http://schemas.microsoft.com/office/drawing/2016/5/11/chartex" xmlns:cx6="http://schemas.microsoft.com/office/drawing/2016/5/12/chartex" xmlns:cx7="http://schemas.microsoft.com/office/drawing/2016/5/13/chartex" xmlns:cx8="http://schemas.microsoft.com/office/drawing/2016/5/14/chartex" xmlns:mc="http://schemas.openxmlformats.org/markup-compatibility/2006" xmlns:aink="http://schemas.microsoft.com/office/drawing/2016/ink" xmlns:am3d="http://schemas.microsoft.com/office/drawing/2017/model3d" xmlns:o="urn:schemas-microsoft-com:office:office" xmlns:oel="http://schemas.microsoft.com/office/2019/extlst" xmlns:r="http://schemas.openxmlformats.org/officeDocument/2006/relationships" xmlns:m="http://schemas.openxmlformats.org/officeDocument/2006/math" xmlns:v="urn:schemas-microsoft-com:vml" xmlns:wp14="http://schemas.microsoft.com/office/word/2010/wordprocessingDrawing" xmlns:wp="http://schemas.openxmlformats.org/drawingml/2006/wordprocessingDrawing" xmlns:w10="urn:schemas-microsoft-com:office:word" xmlns:w="http://schemas.openxmlformats.org/wordprocessingml/2006/main" xmlns:w14="http://schemas.microsoft.com/office/word/2010/wordml" xmlns:w15="http://schemas.microsoft.com/office/word/2012/wordml" xmlns:w16cex="http://schemas.microsoft.com/office/word/2018/wordml/cex" xmlns:w16cid="http://schemas.microsoft.com/office/word/2016/wordml/cid" xmlns:w16="http://schemas.microsoft.com/office/word/2018/wordml" xmlns:w16du="http://schemas.microsoft.com/office/word/2023/wordml/word16du" xmlns:w16sdtdh="http://schemas.microsoft.com/office/word/2020/wordml/sdtdatahash" xmlns:w16sdtfl="http://schemas.microsoft.com/office/word/2024/wordml/sdtformatlock" xmlns:w16se="http://schemas.microsoft.com/office/word/2015/wordml/symex" xmlns:wpg="http://schemas.microsoft.com/office/word/2010/wordprocessingGroup" xmlns:wpi="http://schemas.microsoft.com/office/word/2010/wordprocessingInk" xmlns:wne="http://schemas.microsoft.com/office/word/2006/wordml" xmlns:wps="http://schemas.microsoft.com/office/word/2010/wordprocessingShape" mc:Ignorable="w14 w15 w16se w16cid w16 w16cex w16sdtdh w16sdtfl w16du wp14">
+<w:ftr xmlns:wpc="http://schemas.microsoft.com/office/word/2010/wordprocessingCanvas" xmlns:cx="http://schemas.microsoft.com/office/drawing/2014/chartex" xmlns:cx1="http://schemas.microsoft.com/office/drawing/2015/9/8/chartex" xmlns:cx2="http://schemas.microsoft.com/office/drawing/2015/10/21/chartex" xmlns:cx3="http://schemas.microsoft.com/office/drawing/2016/5/9/chartex" xmlns:cx4="http://schemas.microsoft.com/office/drawing/2016/5/10/chartex" xmlns:cx5="http://schemas.microsoft.com/office/drawing/2016/5/11/chartex" xmlns:cx6="http://schemas.microsoft.com/office/drawing/2016/5/12/chartex" xmlns:cx7="http://schemas.microsoft.com/office/drawing/2016/5/13/chartex" xmlns:cx8="http://schemas.microsoft.com/office/drawing/2016/5/14/chartex" xmlns:mc="http://schemas.openxmlformats.org/markup-compatibility/2006" xmlns:aink="http://schemas.microsoft.com/office/drawing/2016/ink" xmlns:am3d="http://schemas.microsoft.com/office/drawing/2017/model3d" xmlns:o="urn:schemas-microsoft-com:office:office" xmlns:oel="http://schemas.microsoft.com/office/2019/extlst" xmlns:r="http://schemas.openxmlformats.org/officeDocument/2006/relationships" xmlns:m="http://schemas.openxmlformats.org/officeDocument/2006/math" xmlns:v="urn:schemas-microsoft-com:vml" xmlns:wp14="http://schemas.microsoft.com/office/word/2010/wordprocessingDrawing" xmlns:wp="http://schemas.openxmlformats.org/drawingml/2006/wordprocessingDrawing" xmlns:w10="urn:schemas-microsoft-com:office:word" xmlns:w="http://schemas.openxmlformats.org/wordprocessingml/2006/main" xmlns:w14="http://schemas.microsoft.com/office/word/2010/wordml" xmlns:w15="http://schemas.microsoft.com/office/word/2012/wordml" xmlns:w16cei="http://schemas.microsoft.com/office/word/2026/wordml/cei" xmlns:w16cex="http://schemas.microsoft.com/office/word/2018/wordml/cex" xmlns:w16cid="http://schemas.microsoft.com/office/word/2016/wordml/cid" xmlns:w16="http://schemas.microsoft.com/office/word/2018/wordml" xmlns:w16du="http://schemas.microsoft.com/office/word/2023/wordml/word16du" xmlns:w16sdtdh="http://schemas.microsoft.com/office/word/2020/wordml/sdtdatahash" xmlns:w16sdtfl="http://schemas.microsoft.com/office/word/2024/wordml/sdtformatlock" xmlns:w16se="http://schemas.microsoft.com/office/word/2015/wordml/symex" xmlns:wpg="http://schemas.microsoft.com/office/word/2010/wordprocessingGroup" xmlns:wpi="http://schemas.microsoft.com/office/word/2010/wordprocessingInk" xmlns:wne="http://schemas.microsoft.com/office/word/2006/wordml" xmlns:wps="http://schemas.microsoft.com/office/word/2010/wordprocessingShape" mc:Ignorable="w14 w15 w16se w16cid w16 w16cex w16sdtdh w16sdtfl w16du wp14">
   <w:sdt>
     <w:sdtPr>
       <w:rPr>
@@ -2647,6 +2606,7 @@
         <w:r>
           <w:rPr>
             <w:rStyle w:val="PageNumber"/>
+            <w:rFonts w:ascii="Aptos" w:eastAsia="Aptos" w:hAnsi="Aptos" w:cs="Aptos"/>
             <w:noProof/>
           </w:rPr>
           <w:t>10</w:t>
@@ -2670,27 +2630,53 @@
 </file>
 
 <file path=word/footer2.xml><?xml version="1.0" encoding="utf-8"?>
-<w:ftr xmlns:wpc="http://schemas.microsoft.com/office/word/2010/wordprocessingCanvas" xmlns:cx="http://schemas.microsoft.com/office/drawing/2014/chartex" xmlns:cx1="http://schemas.microsoft.com/office/drawing/2015/9/8/chartex" xmlns:cx2="http://schemas.microsoft.com/office/drawing/2015/10/21/chartex" xmlns:cx3="http://schemas.microsoft.com/office/drawing/2016/5/9/chartex" xmlns:cx4="http://schemas.microsoft.com/office/drawing/2016/5/10/chartex" xmlns:cx5="http://schemas.microsoft.com/office/drawing/2016/5/11/chartex" xmlns:cx6="http://schemas.microsoft.com/office/drawing/2016/5/12/chartex" xmlns:cx7="http://schemas.microsoft.com/office/drawing/2016/5/13/chartex" xmlns:cx8="http://schemas.microsoft.com/office/drawing/2016/5/14/chartex" xmlns:mc="http://schemas.openxmlformats.org/markup-compatibility/2006" xmlns:aink="http://schemas.microsoft.com/office/drawing/2016/ink" xmlns:am3d="http://schemas.microsoft.com/office/drawing/2017/model3d" xmlns:o="urn:schemas-microsoft-com:office:office" xmlns:oel="http://schemas.microsoft.com/office/2019/extlst" xmlns:r="http://schemas.openxmlformats.org/officeDocument/2006/relationships" xmlns:m="http://schemas.openxmlformats.org/officeDocument/2006/math" xmlns:v="urn:schemas-microsoft-com:vml" xmlns:wp14="http://schemas.microsoft.com/office/word/2010/wordprocessingDrawing" xmlns:wp="http://schemas.openxmlformats.org/drawingml/2006/wordprocessingDrawing" xmlns:w10="urn:schemas-microsoft-com:office:word" xmlns:w="http://schemas.openxmlformats.org/wordprocessingml/2006/main" xmlns:w14="http://schemas.microsoft.com/office/word/2010/wordml" xmlns:w15="http://schemas.microsoft.com/office/word/2012/wordml" xmlns:w16cex="http://schemas.microsoft.com/office/word/2018/wordml/cex" xmlns:w16cid="http://schemas.microsoft.com/office/word/2016/wordml/cid" xmlns:w16="http://schemas.microsoft.com/office/word/2018/wordml" xmlns:w16du="http://schemas.microsoft.com/office/word/2023/wordml/word16du" xmlns:w16sdtdh="http://schemas.microsoft.com/office/word/2020/wordml/sdtdatahash" xmlns:w16sdtfl="http://schemas.microsoft.com/office/word/2024/wordml/sdtformatlock" xmlns:w16se="http://schemas.microsoft.com/office/word/2015/wordml/symex" xmlns:wpg="http://schemas.microsoft.com/office/word/2010/wordprocessingGroup" xmlns:wpi="http://schemas.microsoft.com/office/word/2010/wordprocessingInk" xmlns:wne="http://schemas.microsoft.com/office/word/2006/wordml" xmlns:wps="http://schemas.microsoft.com/office/word/2010/wordprocessingShape" mc:Ignorable="w14 w15 w16se w16cid w16 w16cex w16sdtdh w16sdtfl w16du wp14">
+<w:ftr xmlns:wpc="http://schemas.microsoft.com/office/word/2010/wordprocessingCanvas" xmlns:cx="http://schemas.microsoft.com/office/drawing/2014/chartex" xmlns:cx1="http://schemas.microsoft.com/office/drawing/2015/9/8/chartex" xmlns:cx2="http://schemas.microsoft.com/office/drawing/2015/10/21/chartex" xmlns:cx3="http://schemas.microsoft.com/office/drawing/2016/5/9/chartex" xmlns:cx4="http://schemas.microsoft.com/office/drawing/2016/5/10/chartex" xmlns:cx5="http://schemas.microsoft.com/office/drawing/2016/5/11/chartex" xmlns:cx6="http://schemas.microsoft.com/office/drawing/2016/5/12/chartex" xmlns:cx7="http://schemas.microsoft.com/office/drawing/2016/5/13/chartex" xmlns:cx8="http://schemas.microsoft.com/office/drawing/2016/5/14/chartex" xmlns:mc="http://schemas.openxmlformats.org/markup-compatibility/2006" xmlns:aink="http://schemas.microsoft.com/office/drawing/2016/ink" xmlns:am3d="http://schemas.microsoft.com/office/drawing/2017/model3d" xmlns:o="urn:schemas-microsoft-com:office:office" xmlns:oel="http://schemas.microsoft.com/office/2019/extlst" xmlns:r="http://schemas.openxmlformats.org/officeDocument/2006/relationships" xmlns:m="http://schemas.openxmlformats.org/officeDocument/2006/math" xmlns:v="urn:schemas-microsoft-com:vml" xmlns:wp14="http://schemas.microsoft.com/office/word/2010/wordprocessingDrawing" xmlns:wp="http://schemas.openxmlformats.org/drawingml/2006/wordprocessingDrawing" xmlns:w10="urn:schemas-microsoft-com:office:word" xmlns:w="http://schemas.openxmlformats.org/wordprocessingml/2006/main" xmlns:w14="http://schemas.microsoft.com/office/word/2010/wordml" xmlns:w15="http://schemas.microsoft.com/office/word/2012/wordml" xmlns:w16cei="http://schemas.microsoft.com/office/word/2026/wordml/cei" xmlns:w16cex="http://schemas.microsoft.com/office/word/2018/wordml/cex" xmlns:w16cid="http://schemas.microsoft.com/office/word/2016/wordml/cid" xmlns:w16="http://schemas.microsoft.com/office/word/2018/wordml" xmlns:w16du="http://schemas.microsoft.com/office/word/2023/wordml/word16du" xmlns:w16sdtdh="http://schemas.microsoft.com/office/word/2020/wordml/sdtdatahash" xmlns:w16sdtfl="http://schemas.microsoft.com/office/word/2024/wordml/sdtformatlock" xmlns:w16se="http://schemas.microsoft.com/office/word/2015/wordml/symex" xmlns:wpg="http://schemas.microsoft.com/office/word/2010/wordprocessingGroup" xmlns:wpi="http://schemas.microsoft.com/office/word/2010/wordprocessingInk" xmlns:wne="http://schemas.microsoft.com/office/word/2006/wordml" xmlns:wps="http://schemas.microsoft.com/office/word/2010/wordprocessingShape" mc:Ignorable="w14 w15 w16se w16cid w16 w16cex w16sdtdh w16sdtfl w16du wp14">
   <w:p>
     <w:pPr>
-      <w:pStyle w:val="Footer"/>
       <w:ind w:right="360"/>
-      <w:jc w:val="left"/>
       <w:rPr>
         <w:sz w:val="16"/>
         <w:szCs w:val="16"/>
       </w:rPr>
     </w:pPr>
     <w:r>
+      <w:rPr>
+        <w:rFonts w:ascii="Aptos" w:hAnsi="Aptos"/>
+        <w:sz w:val="18"/>
+      </w:rPr>
       <w:t xml:space="preserve">From J.M. Larson and H.L. Stedge, </w:t>
     </w:r>
     <w:r>
       <w:rPr>
+        <w:rFonts w:ascii="Aptos" w:hAnsi="Aptos"/>
         <w:i/>
+        <w:sz w:val="18"/>
       </w:rPr>
-      <w:t>Clinical Simulations for the Athletic Trainer HKPropel Access</w:t>
+      <w:t xml:space="preserve">Clinical Simulations for the Athletic Trainer </w:t>
+    </w:r>
+    <w:proofErr w:type="spellStart"/>
+    <w:r>
+      <w:rPr>
+        <w:rFonts w:ascii="Aptos" w:hAnsi="Aptos"/>
+        <w:i/>
+        <w:sz w:val="18"/>
+      </w:rPr>
+      <w:t>HKPropel</w:t>
+    </w:r>
+    <w:proofErr w:type="spellEnd"/>
+    <w:r>
+      <w:rPr>
+        <w:rFonts w:ascii="Aptos" w:hAnsi="Aptos"/>
+        <w:i/>
+        <w:sz w:val="18"/>
+      </w:rPr>
+      <w:t xml:space="preserve"> Access</w:t>
     </w:r>
     <w:r>
+      <w:rPr>
+        <w:rFonts w:ascii="Aptos" w:hAnsi="Aptos"/>
+        <w:sz w:val="18"/>
+      </w:rPr>
       <w:t xml:space="preserve"> (Human Kinetics, 2027).</w:t>
     </w:r>
   </w:p>
@@ -2698,7 +2684,7 @@
 </file>
 
 <file path=word/footnotes.xml><?xml version="1.0" encoding="utf-8"?>
-<w:footnotes xmlns:wpc="http://schemas.microsoft.com/office/word/2010/wordprocessingCanvas" xmlns:cx="http://schemas.microsoft.com/office/drawing/2014/chartex" xmlns:cx1="http://schemas.microsoft.com/office/drawing/2015/9/8/chartex" xmlns:cx2="http://schemas.microsoft.com/office/drawing/2015/10/21/chartex" xmlns:cx3="http://schemas.microsoft.com/office/drawing/2016/5/9/chartex" xmlns:cx4="http://schemas.microsoft.com/office/drawing/2016/5/10/chartex" xmlns:cx5="http://schemas.microsoft.com/office/drawing/2016/5/11/chartex" xmlns:cx6="http://schemas.microsoft.com/office/drawing/2016/5/12/chartex" xmlns:cx7="http://schemas.microsoft.com/office/drawing/2016/5/13/chartex" xmlns:cx8="http://schemas.microsoft.com/office/drawing/2016/5/14/chartex" xmlns:mc="http://schemas.openxmlformats.org/markup-compatibility/2006" xmlns:aink="http://schemas.microsoft.com/office/drawing/2016/ink" xmlns:am3d="http://schemas.microsoft.com/office/drawing/2017/model3d" xmlns:o="urn:schemas-microsoft-com:office:office" xmlns:oel="http://schemas.microsoft.com/office/2019/extlst" xmlns:r="http://schemas.openxmlformats.org/officeDocument/2006/relationships" xmlns:m="http://schemas.openxmlformats.org/officeDocument/2006/math" xmlns:v="urn:schemas-microsoft-com:vml" xmlns:wp14="http://schemas.microsoft.com/office/word/2010/wordprocessingDrawing" xmlns:wp="http://schemas.openxmlformats.org/drawingml/2006/wordprocessingDrawing" xmlns:w10="urn:schemas-microsoft-com:office:word" xmlns:w="http://schemas.openxmlformats.org/wordprocessingml/2006/main" xmlns:w14="http://schemas.microsoft.com/office/word/2010/wordml" xmlns:w15="http://schemas.microsoft.com/office/word/2012/wordml" xmlns:w16cex="http://schemas.microsoft.com/office/word/2018/wordml/cex" xmlns:w16cid="http://schemas.microsoft.com/office/word/2016/wordml/cid" xmlns:w16="http://schemas.microsoft.com/office/word/2018/wordml" xmlns:w16du="http://schemas.microsoft.com/office/word/2023/wordml/word16du" xmlns:w16sdtdh="http://schemas.microsoft.com/office/word/2020/wordml/sdtdatahash" xmlns:w16sdtfl="http://schemas.microsoft.com/office/word/2024/wordml/sdtformatlock" xmlns:w16se="http://schemas.microsoft.com/office/word/2015/wordml/symex" xmlns:wpg="http://schemas.microsoft.com/office/word/2010/wordprocessingGroup" xmlns:wpi="http://schemas.microsoft.com/office/word/2010/wordprocessingInk" xmlns:wne="http://schemas.microsoft.com/office/word/2006/wordml" xmlns:wps="http://schemas.microsoft.com/office/word/2010/wordprocessingShape" mc:Ignorable="w14 w15 w16se w16cid w16 w16cex w16sdtdh w16sdtfl w16du wp14">
+<w:footnotes xmlns:wpc="http://schemas.microsoft.com/office/word/2010/wordprocessingCanvas" xmlns:cx="http://schemas.microsoft.com/office/drawing/2014/chartex" xmlns:cx1="http://schemas.microsoft.com/office/drawing/2015/9/8/chartex" xmlns:cx2="http://schemas.microsoft.com/office/drawing/2015/10/21/chartex" xmlns:cx3="http://schemas.microsoft.com/office/drawing/2016/5/9/chartex" xmlns:cx4="http://schemas.microsoft.com/office/drawing/2016/5/10/chartex" xmlns:cx5="http://schemas.microsoft.com/office/drawing/2016/5/11/chartex" xmlns:cx6="http://schemas.microsoft.com/office/drawing/2016/5/12/chartex" xmlns:cx7="http://schemas.microsoft.com/office/drawing/2016/5/13/chartex" xmlns:cx8="http://schemas.microsoft.com/office/drawing/2016/5/14/chartex" xmlns:mc="http://schemas.openxmlformats.org/markup-compatibility/2006" xmlns:aink="http://schemas.microsoft.com/office/drawing/2016/ink" xmlns:am3d="http://schemas.microsoft.com/office/drawing/2017/model3d" xmlns:o="urn:schemas-microsoft-com:office:office" xmlns:oel="http://schemas.microsoft.com/office/2019/extlst" xmlns:r="http://schemas.openxmlformats.org/officeDocument/2006/relationships" xmlns:m="http://schemas.openxmlformats.org/officeDocument/2006/math" xmlns:v="urn:schemas-microsoft-com:vml" xmlns:wp14="http://schemas.microsoft.com/office/word/2010/wordprocessingDrawing" xmlns:wp="http://schemas.openxmlformats.org/drawingml/2006/wordprocessingDrawing" xmlns:w10="urn:schemas-microsoft-com:office:word" xmlns:w="http://schemas.openxmlformats.org/wordprocessingml/2006/main" xmlns:w14="http://schemas.microsoft.com/office/word/2010/wordml" xmlns:w15="http://schemas.microsoft.com/office/word/2012/wordml" xmlns:w16cei="http://schemas.microsoft.com/office/word/2026/wordml/cei" xmlns:w16cex="http://schemas.microsoft.com/office/word/2018/wordml/cex" xmlns:w16cid="http://schemas.microsoft.com/office/word/2016/wordml/cid" xmlns:w16="http://schemas.microsoft.com/office/word/2018/wordml" xmlns:w16du="http://schemas.microsoft.com/office/word/2023/wordml/word16du" xmlns:w16sdtdh="http://schemas.microsoft.com/office/word/2020/wordml/sdtdatahash" xmlns:w16sdtfl="http://schemas.microsoft.com/office/word/2024/wordml/sdtformatlock" xmlns:w16se="http://schemas.microsoft.com/office/word/2015/wordml/symex" xmlns:wpg="http://schemas.microsoft.com/office/word/2010/wordprocessingGroup" xmlns:wpi="http://schemas.microsoft.com/office/word/2010/wordprocessingInk" xmlns:wne="http://schemas.microsoft.com/office/word/2006/wordml" xmlns:wps="http://schemas.microsoft.com/office/word/2010/wordprocessingShape" mc:Ignorable="w14 w15 w16se w16cid w16 w16cex w16sdtdh w16sdtfl w16du wp14">
   <w:footnote w:type="separator" w:id="-1">
     <w:p>
       <w:r>
@@ -2717,7 +2703,7 @@
 </file>
 
 <file path=word/header1.xml><?xml version="1.0" encoding="utf-8"?>
-<w:hdr xmlns:wpc="http://schemas.microsoft.com/office/word/2010/wordprocessingCanvas" xmlns:cx="http://schemas.microsoft.com/office/drawing/2014/chartex" xmlns:cx1="http://schemas.microsoft.com/office/drawing/2015/9/8/chartex" xmlns:cx2="http://schemas.microsoft.com/office/drawing/2015/10/21/chartex" xmlns:cx3="http://schemas.microsoft.com/office/drawing/2016/5/9/chartex" xmlns:cx4="http://schemas.microsoft.com/office/drawing/2016/5/10/chartex" xmlns:cx5="http://schemas.microsoft.com/office/drawing/2016/5/11/chartex" xmlns:cx6="http://schemas.microsoft.com/office/drawing/2016/5/12/chartex" xmlns:cx7="http://schemas.microsoft.com/office/drawing/2016/5/13/chartex" xmlns:cx8="http://schemas.microsoft.com/office/drawing/2016/5/14/chartex" xmlns:mc="http://schemas.openxmlformats.org/markup-compatibility/2006" xmlns:aink="http://schemas.microsoft.com/office/drawing/2016/ink" xmlns:am3d="http://schemas.microsoft.com/office/drawing/2017/model3d" xmlns:o="urn:schemas-microsoft-com:office:office" xmlns:oel="http://schemas.microsoft.com/office/2019/extlst" xmlns:r="http://schemas.openxmlformats.org/officeDocument/2006/relationships" xmlns:m="http://schemas.openxmlformats.org/officeDocument/2006/math" xmlns:v="urn:schemas-microsoft-com:vml" xmlns:wp14="http://schemas.microsoft.com/office/word/2010/wordprocessingDrawing" xmlns:wp="http://schemas.openxmlformats.org/drawingml/2006/wordprocessingDrawing" xmlns:w10="urn:schemas-microsoft-com:office:word" xmlns:w="http://schemas.openxmlformats.org/wordprocessingml/2006/main" xmlns:w14="http://schemas.microsoft.com/office/word/2010/wordml" xmlns:w15="http://schemas.microsoft.com/office/word/2012/wordml" xmlns:w16cex="http://schemas.microsoft.com/office/word/2018/wordml/cex" xmlns:w16cid="http://schemas.microsoft.com/office/word/2016/wordml/cid" xmlns:w16="http://schemas.microsoft.com/office/word/2018/wordml" xmlns:w16du="http://schemas.microsoft.com/office/word/2023/wordml/word16du" xmlns:w16sdtdh="http://schemas.microsoft.com/office/word/2020/wordml/sdtdatahash" xmlns:w16sdtfl="http://schemas.microsoft.com/office/word/2024/wordml/sdtformatlock" xmlns:w16se="http://schemas.microsoft.com/office/word/2015/wordml/symex" xmlns:wpg="http://schemas.microsoft.com/office/word/2010/wordprocessingGroup" xmlns:wpi="http://schemas.microsoft.com/office/word/2010/wordprocessingInk" xmlns:wne="http://schemas.microsoft.com/office/word/2006/wordml" xmlns:wps="http://schemas.microsoft.com/office/word/2010/wordprocessingShape" mc:Ignorable="w14 w15 w16se w16cid w16 w16cex w16sdtdh w16sdtfl w16du wp14">
+<w:hdr xmlns:wpc="http://schemas.microsoft.com/office/word/2010/wordprocessingCanvas" xmlns:cx="http://schemas.microsoft.com/office/drawing/2014/chartex" xmlns:cx1="http://schemas.microsoft.com/office/drawing/2015/9/8/chartex" xmlns:cx2="http://schemas.microsoft.com/office/drawing/2015/10/21/chartex" xmlns:cx3="http://schemas.microsoft.com/office/drawing/2016/5/9/chartex" xmlns:cx4="http://schemas.microsoft.com/office/drawing/2016/5/10/chartex" xmlns:cx5="http://schemas.microsoft.com/office/drawing/2016/5/11/chartex" xmlns:cx6="http://schemas.microsoft.com/office/drawing/2016/5/12/chartex" xmlns:cx7="http://schemas.microsoft.com/office/drawing/2016/5/13/chartex" xmlns:cx8="http://schemas.microsoft.com/office/drawing/2016/5/14/chartex" xmlns:mc="http://schemas.openxmlformats.org/markup-compatibility/2006" xmlns:aink="http://schemas.microsoft.com/office/drawing/2016/ink" xmlns:am3d="http://schemas.microsoft.com/office/drawing/2017/model3d" xmlns:o="urn:schemas-microsoft-com:office:office" xmlns:oel="http://schemas.microsoft.com/office/2019/extlst" xmlns:r="http://schemas.openxmlformats.org/officeDocument/2006/relationships" xmlns:m="http://schemas.openxmlformats.org/officeDocument/2006/math" xmlns:v="urn:schemas-microsoft-com:vml" xmlns:wp14="http://schemas.microsoft.com/office/word/2010/wordprocessingDrawing" xmlns:wp="http://schemas.openxmlformats.org/drawingml/2006/wordprocessingDrawing" xmlns:w10="urn:schemas-microsoft-com:office:word" xmlns:w="http://schemas.openxmlformats.org/wordprocessingml/2006/main" xmlns:w14="http://schemas.microsoft.com/office/word/2010/wordml" xmlns:w15="http://schemas.microsoft.com/office/word/2012/wordml" xmlns:w16cei="http://schemas.microsoft.com/office/word/2026/wordml/cei" xmlns:w16cex="http://schemas.microsoft.com/office/word/2018/wordml/cex" xmlns:w16cid="http://schemas.microsoft.com/office/word/2016/wordml/cid" xmlns:w16="http://schemas.microsoft.com/office/word/2018/wordml" xmlns:w16du="http://schemas.microsoft.com/office/word/2023/wordml/word16du" xmlns:w16sdtdh="http://schemas.microsoft.com/office/word/2020/wordml/sdtdatahash" xmlns:w16sdtfl="http://schemas.microsoft.com/office/word/2024/wordml/sdtformatlock" xmlns:w16se="http://schemas.microsoft.com/office/word/2015/wordml/symex" xmlns:wpg="http://schemas.microsoft.com/office/word/2010/wordprocessingGroup" xmlns:wpi="http://schemas.microsoft.com/office/word/2010/wordprocessingInk" xmlns:wne="http://schemas.microsoft.com/office/word/2006/wordml" xmlns:wps="http://schemas.microsoft.com/office/word/2010/wordprocessingShape" mc:Ignorable="w14 w15 w16se w16cid w16 w16cex w16sdtdh w16sdtfl w16du wp14">
   <w:p>
     <w:pPr>
       <w:pStyle w:val="Header"/>
@@ -2727,7 +2713,7 @@
 </file>
 
 <file path=word/header2.xml><?xml version="1.0" encoding="utf-8"?>
-<w:hdr xmlns:wpc="http://schemas.microsoft.com/office/word/2010/wordprocessingCanvas" xmlns:cx="http://schemas.microsoft.com/office/drawing/2014/chartex" xmlns:cx1="http://schemas.microsoft.com/office/drawing/2015/9/8/chartex" xmlns:cx2="http://schemas.microsoft.com/office/drawing/2015/10/21/chartex" xmlns:cx3="http://schemas.microsoft.com/office/drawing/2016/5/9/chartex" xmlns:cx4="http://schemas.microsoft.com/office/drawing/2016/5/10/chartex" xmlns:cx5="http://schemas.microsoft.com/office/drawing/2016/5/11/chartex" xmlns:cx6="http://schemas.microsoft.com/office/drawing/2016/5/12/chartex" xmlns:cx7="http://schemas.microsoft.com/office/drawing/2016/5/13/chartex" xmlns:cx8="http://schemas.microsoft.com/office/drawing/2016/5/14/chartex" xmlns:mc="http://schemas.openxmlformats.org/markup-compatibility/2006" xmlns:aink="http://schemas.microsoft.com/office/drawing/2016/ink" xmlns:am3d="http://schemas.microsoft.com/office/drawing/2017/model3d" xmlns:o="urn:schemas-microsoft-com:office:office" xmlns:oel="http://schemas.microsoft.com/office/2019/extlst" xmlns:r="http://schemas.openxmlformats.org/officeDocument/2006/relationships" xmlns:m="http://schemas.openxmlformats.org/officeDocument/2006/math" xmlns:v="urn:schemas-microsoft-com:vml" xmlns:wp14="http://schemas.microsoft.com/office/word/2010/wordprocessingDrawing" xmlns:wp="http://schemas.openxmlformats.org/drawingml/2006/wordprocessingDrawing" xmlns:w10="urn:schemas-microsoft-com:office:word" xmlns:w="http://schemas.openxmlformats.org/wordprocessingml/2006/main" xmlns:w14="http://schemas.microsoft.com/office/word/2010/wordml" xmlns:w15="http://schemas.microsoft.com/office/word/2012/wordml" xmlns:w16cex="http://schemas.microsoft.com/office/word/2018/wordml/cex" xmlns:w16cid="http://schemas.microsoft.com/office/word/2016/wordml/cid" xmlns:w16="http://schemas.microsoft.com/office/word/2018/wordml" xmlns:w16du="http://schemas.microsoft.com/office/word/2023/wordml/word16du" xmlns:w16sdtdh="http://schemas.microsoft.com/office/word/2020/wordml/sdtdatahash" xmlns:w16sdtfl="http://schemas.microsoft.com/office/word/2024/wordml/sdtformatlock" xmlns:w16se="http://schemas.microsoft.com/office/word/2015/wordml/symex" xmlns:wpg="http://schemas.microsoft.com/office/word/2010/wordprocessingGroup" xmlns:wpi="http://schemas.microsoft.com/office/word/2010/wordprocessingInk" xmlns:wne="http://schemas.microsoft.com/office/word/2006/wordml" xmlns:wps="http://schemas.microsoft.com/office/word/2010/wordprocessingShape" mc:Ignorable="w14 w15 w16se w16cid w16 w16cex w16sdtdh w16sdtfl w16du wp14">
+<w:hdr xmlns:wpc="http://schemas.microsoft.com/office/word/2010/wordprocessingCanvas" xmlns:cx="http://schemas.microsoft.com/office/drawing/2014/chartex" xmlns:cx1="http://schemas.microsoft.com/office/drawing/2015/9/8/chartex" xmlns:cx2="http://schemas.microsoft.com/office/drawing/2015/10/21/chartex" xmlns:cx3="http://schemas.microsoft.com/office/drawing/2016/5/9/chartex" xmlns:cx4="http://schemas.microsoft.com/office/drawing/2016/5/10/chartex" xmlns:cx5="http://schemas.microsoft.com/office/drawing/2016/5/11/chartex" xmlns:cx6="http://schemas.microsoft.com/office/drawing/2016/5/12/chartex" xmlns:cx7="http://schemas.microsoft.com/office/drawing/2016/5/13/chartex" xmlns:cx8="http://schemas.microsoft.com/office/drawing/2016/5/14/chartex" xmlns:mc="http://schemas.openxmlformats.org/markup-compatibility/2006" xmlns:aink="http://schemas.microsoft.com/office/drawing/2016/ink" xmlns:am3d="http://schemas.microsoft.com/office/drawing/2017/model3d" xmlns:o="urn:schemas-microsoft-com:office:office" xmlns:oel="http://schemas.microsoft.com/office/2019/extlst" xmlns:r="http://schemas.openxmlformats.org/officeDocument/2006/relationships" xmlns:m="http://schemas.openxmlformats.org/officeDocument/2006/math" xmlns:v="urn:schemas-microsoft-com:vml" xmlns:wp14="http://schemas.microsoft.com/office/word/2010/wordprocessingDrawing" xmlns:wp="http://schemas.openxmlformats.org/drawingml/2006/wordprocessingDrawing" xmlns:w10="urn:schemas-microsoft-com:office:word" xmlns:w="http://schemas.openxmlformats.org/wordprocessingml/2006/main" xmlns:w14="http://schemas.microsoft.com/office/word/2010/wordml" xmlns:w15="http://schemas.microsoft.com/office/word/2012/wordml" xmlns:w16cei="http://schemas.microsoft.com/office/word/2026/wordml/cei" xmlns:w16cex="http://schemas.microsoft.com/office/word/2018/wordml/cex" xmlns:w16cid="http://schemas.microsoft.com/office/word/2016/wordml/cid" xmlns:w16="http://schemas.microsoft.com/office/word/2018/wordml" xmlns:w16du="http://schemas.microsoft.com/office/word/2023/wordml/word16du" xmlns:w16sdtdh="http://schemas.microsoft.com/office/word/2020/wordml/sdtdatahash" xmlns:w16sdtfl="http://schemas.microsoft.com/office/word/2024/wordml/sdtformatlock" xmlns:w16se="http://schemas.microsoft.com/office/word/2015/wordml/symex" xmlns:wpg="http://schemas.microsoft.com/office/word/2010/wordprocessingGroup" xmlns:wpi="http://schemas.microsoft.com/office/word/2010/wordprocessingInk" xmlns:wne="http://schemas.microsoft.com/office/word/2006/wordml" xmlns:wps="http://schemas.microsoft.com/office/word/2010/wordprocessingShape" mc:Ignorable="w14 w15 w16se w16cid w16 w16cex w16sdtdh w16sdtfl w16du wp14">
   <w:p>
     <w:pPr>
       <w:pStyle w:val="Header"/>
@@ -2737,7 +2723,7 @@
 </file>
 
 <file path=word/header3.xml><?xml version="1.0" encoding="utf-8"?>
-<w:hdr xmlns:wpc="http://schemas.microsoft.com/office/word/2010/wordprocessingCanvas" xmlns:cx="http://schemas.microsoft.com/office/drawing/2014/chartex" xmlns:cx1="http://schemas.microsoft.com/office/drawing/2015/9/8/chartex" xmlns:cx2="http://schemas.microsoft.com/office/drawing/2015/10/21/chartex" xmlns:cx3="http://schemas.microsoft.com/office/drawing/2016/5/9/chartex" xmlns:cx4="http://schemas.microsoft.com/office/drawing/2016/5/10/chartex" xmlns:cx5="http://schemas.microsoft.com/office/drawing/2016/5/11/chartex" xmlns:cx6="http://schemas.microsoft.com/office/drawing/2016/5/12/chartex" xmlns:cx7="http://schemas.microsoft.com/office/drawing/2016/5/13/chartex" xmlns:cx8="http://schemas.microsoft.com/office/drawing/2016/5/14/chartex" xmlns:mc="http://schemas.openxmlformats.org/markup-compatibility/2006" xmlns:aink="http://schemas.microsoft.com/office/drawing/2016/ink" xmlns:am3d="http://schemas.microsoft.com/office/drawing/2017/model3d" xmlns:o="urn:schemas-microsoft-com:office:office" xmlns:oel="http://schemas.microsoft.com/office/2019/extlst" xmlns:r="http://schemas.openxmlformats.org/officeDocument/2006/relationships" xmlns:m="http://schemas.openxmlformats.org/officeDocument/2006/math" xmlns:v="urn:schemas-microsoft-com:vml" xmlns:wp14="http://schemas.microsoft.com/office/word/2010/wordprocessingDrawing" xmlns:wp="http://schemas.openxmlformats.org/drawingml/2006/wordprocessingDrawing" xmlns:w10="urn:schemas-microsoft-com:office:word" xmlns:w="http://schemas.openxmlformats.org/wordprocessingml/2006/main" xmlns:w14="http://schemas.microsoft.com/office/word/2010/wordml" xmlns:w15="http://schemas.microsoft.com/office/word/2012/wordml" xmlns:w16cex="http://schemas.microsoft.com/office/word/2018/wordml/cex" xmlns:w16cid="http://schemas.microsoft.com/office/word/2016/wordml/cid" xmlns:w16="http://schemas.microsoft.com/office/word/2018/wordml" xmlns:w16du="http://schemas.microsoft.com/office/word/2023/wordml/word16du" xmlns:w16sdtdh="http://schemas.microsoft.com/office/word/2020/wordml/sdtdatahash" xmlns:w16sdtfl="http://schemas.microsoft.com/office/word/2024/wordml/sdtformatlock" xmlns:w16se="http://schemas.microsoft.com/office/word/2015/wordml/symex" xmlns:wpg="http://schemas.microsoft.com/office/word/2010/wordprocessingGroup" xmlns:wpi="http://schemas.microsoft.com/office/word/2010/wordprocessingInk" xmlns:wne="http://schemas.microsoft.com/office/word/2006/wordml" xmlns:wps="http://schemas.microsoft.com/office/word/2010/wordprocessingShape" mc:Ignorable="w14 w15 w16se w16cid w16 w16cex w16sdtdh w16sdtfl w16du wp14">
+<w:hdr xmlns:wpc="http://schemas.microsoft.com/office/word/2010/wordprocessingCanvas" xmlns:cx="http://schemas.microsoft.com/office/drawing/2014/chartex" xmlns:cx1="http://schemas.microsoft.com/office/drawing/2015/9/8/chartex" xmlns:cx2="http://schemas.microsoft.com/office/drawing/2015/10/21/chartex" xmlns:cx3="http://schemas.microsoft.com/office/drawing/2016/5/9/chartex" xmlns:cx4="http://schemas.microsoft.com/office/drawing/2016/5/10/chartex" xmlns:cx5="http://schemas.microsoft.com/office/drawing/2016/5/11/chartex" xmlns:cx6="http://schemas.microsoft.com/office/drawing/2016/5/12/chartex" xmlns:cx7="http://schemas.microsoft.com/office/drawing/2016/5/13/chartex" xmlns:cx8="http://schemas.microsoft.com/office/drawing/2016/5/14/chartex" xmlns:mc="http://schemas.openxmlformats.org/markup-compatibility/2006" xmlns:aink="http://schemas.microsoft.com/office/drawing/2016/ink" xmlns:am3d="http://schemas.microsoft.com/office/drawing/2017/model3d" xmlns:o="urn:schemas-microsoft-com:office:office" xmlns:oel="http://schemas.microsoft.com/office/2019/extlst" xmlns:r="http://schemas.openxmlformats.org/officeDocument/2006/relationships" xmlns:m="http://schemas.openxmlformats.org/officeDocument/2006/math" xmlns:v="urn:schemas-microsoft-com:vml" xmlns:wp14="http://schemas.microsoft.com/office/word/2010/wordprocessingDrawing" xmlns:wp="http://schemas.openxmlformats.org/drawingml/2006/wordprocessingDrawing" xmlns:w10="urn:schemas-microsoft-com:office:word" xmlns:w="http://schemas.openxmlformats.org/wordprocessingml/2006/main" xmlns:w14="http://schemas.microsoft.com/office/word/2010/wordml" xmlns:w15="http://schemas.microsoft.com/office/word/2012/wordml" xmlns:w16cei="http://schemas.microsoft.com/office/word/2026/wordml/cei" xmlns:w16cex="http://schemas.microsoft.com/office/word/2018/wordml/cex" xmlns:w16cid="http://schemas.microsoft.com/office/word/2016/wordml/cid" xmlns:w16="http://schemas.microsoft.com/office/word/2018/wordml" xmlns:w16du="http://schemas.microsoft.com/office/word/2023/wordml/word16du" xmlns:w16sdtdh="http://schemas.microsoft.com/office/word/2020/wordml/sdtdatahash" xmlns:w16sdtfl="http://schemas.microsoft.com/office/word/2024/wordml/sdtformatlock" xmlns:w16se="http://schemas.microsoft.com/office/word/2015/wordml/symex" xmlns:wpg="http://schemas.microsoft.com/office/word/2010/wordprocessingGroup" xmlns:wpi="http://schemas.microsoft.com/office/word/2010/wordprocessingInk" xmlns:wne="http://schemas.microsoft.com/office/word/2006/wordml" xmlns:wps="http://schemas.microsoft.com/office/word/2010/wordprocessingShape" mc:Ignorable="w14 w15 w16se w16cid w16 w16cex w16sdtdh w16sdtfl w16du wp14">
   <w:p>
     <w:pPr>
       <w:pStyle w:val="Header"/>
@@ -2747,7 +2733,7 @@
 </file>
 
 <file path=word/numbering.xml><?xml version="1.0" encoding="utf-8"?>
-<w:numbering xmlns:wpc="http://schemas.microsoft.com/office/word/2010/wordprocessingCanvas" xmlns:cx="http://schemas.microsoft.com/office/drawing/2014/chartex" xmlns:cx1="http://schemas.microsoft.com/office/drawing/2015/9/8/chartex" xmlns:cx2="http://schemas.microsoft.com/office/drawing/2015/10/21/chartex" xmlns:cx3="http://schemas.microsoft.com/office/drawing/2016/5/9/chartex" xmlns:cx4="http://schemas.microsoft.com/office/drawing/2016/5/10/chartex" xmlns:cx5="http://schemas.microsoft.com/office/drawing/2016/5/11/chartex" xmlns:cx6="http://schemas.microsoft.com/office/drawing/2016/5/12/chartex" xmlns:cx7="http://schemas.microsoft.com/office/drawing/2016/5/13/chartex" xmlns:cx8="http://schemas.microsoft.com/office/drawing/2016/5/14/chartex" xmlns:mc="http://schemas.openxmlformats.org/markup-compatibility/2006" xmlns:aink="http://schemas.microsoft.com/office/drawing/2016/ink" xmlns:am3d="http://schemas.microsoft.com/office/drawing/2017/model3d" xmlns:o="urn:schemas-microsoft-com:office:office" xmlns:oel="http://schemas.microsoft.com/office/2019/extlst" xmlns:r="http://schemas.openxmlformats.org/officeDocument/2006/relationships" xmlns:m="http://schemas.openxmlformats.org/officeDocument/2006/math" xmlns:v="urn:schemas-microsoft-com:vml" xmlns:wp14="http://schemas.microsoft.com/office/word/2010/wordprocessingDrawing" xmlns:wp="http://schemas.openxmlformats.org/drawingml/2006/wordprocessingDrawing" xmlns:w10="urn:schemas-microsoft-com:office:word" xmlns:w="http://schemas.openxmlformats.org/wordprocessingml/2006/main" xmlns:w14="http://schemas.microsoft.com/office/word/2010/wordml" xmlns:w15="http://schemas.microsoft.com/office/word/2012/wordml" xmlns:w16cex="http://schemas.microsoft.com/office/word/2018/wordml/cex" xmlns:w16cid="http://schemas.microsoft.com/office/word/2016/wordml/cid" xmlns:w16="http://schemas.microsoft.com/office/word/2018/wordml" xmlns:w16du="http://schemas.microsoft.com/office/word/2023/wordml/word16du" xmlns:w16sdtdh="http://schemas.microsoft.com/office/word/2020/wordml/sdtdatahash" xmlns:w16sdtfl="http://schemas.microsoft.com/office/word/2024/wordml/sdtformatlock" xmlns:w16se="http://schemas.microsoft.com/office/word/2015/wordml/symex" xmlns:wpg="http://schemas.microsoft.com/office/word/2010/wordprocessingGroup" xmlns:wpi="http://schemas.microsoft.com/office/word/2010/wordprocessingInk" xmlns:wne="http://schemas.microsoft.com/office/word/2006/wordml" xmlns:wps="http://schemas.microsoft.com/office/word/2010/wordprocessingShape" mc:Ignorable="w14 w15 w16se w16cid w16 w16cex w16sdtdh w16sdtfl w16du wp14">
+<w:numbering xmlns:wpc="http://schemas.microsoft.com/office/word/2010/wordprocessingCanvas" xmlns:cx="http://schemas.microsoft.com/office/drawing/2014/chartex" xmlns:cx1="http://schemas.microsoft.com/office/drawing/2015/9/8/chartex" xmlns:cx2="http://schemas.microsoft.com/office/drawing/2015/10/21/chartex" xmlns:cx3="http://schemas.microsoft.com/office/drawing/2016/5/9/chartex" xmlns:cx4="http://schemas.microsoft.com/office/drawing/2016/5/10/chartex" xmlns:cx5="http://schemas.microsoft.com/office/drawing/2016/5/11/chartex" xmlns:cx6="http://schemas.microsoft.com/office/drawing/2016/5/12/chartex" xmlns:cx7="http://schemas.microsoft.com/office/drawing/2016/5/13/chartex" xmlns:cx8="http://schemas.microsoft.com/office/drawing/2016/5/14/chartex" xmlns:mc="http://schemas.openxmlformats.org/markup-compatibility/2006" xmlns:aink="http://schemas.microsoft.com/office/drawing/2016/ink" xmlns:am3d="http://schemas.microsoft.com/office/drawing/2017/model3d" xmlns:o="urn:schemas-microsoft-com:office:office" xmlns:oel="http://schemas.microsoft.com/office/2019/extlst" xmlns:r="http://schemas.openxmlformats.org/officeDocument/2006/relationships" xmlns:m="http://schemas.openxmlformats.org/officeDocument/2006/math" xmlns:v="urn:schemas-microsoft-com:vml" xmlns:wp14="http://schemas.microsoft.com/office/word/2010/wordprocessingDrawing" xmlns:wp="http://schemas.openxmlformats.org/drawingml/2006/wordprocessingDrawing" xmlns:w10="urn:schemas-microsoft-com:office:word" xmlns:w="http://schemas.openxmlformats.org/wordprocessingml/2006/main" xmlns:w14="http://schemas.microsoft.com/office/word/2010/wordml" xmlns:w15="http://schemas.microsoft.com/office/word/2012/wordml" xmlns:w16cei="http://schemas.microsoft.com/office/word/2026/wordml/cei" xmlns:w16cex="http://schemas.microsoft.com/office/word/2018/wordml/cex" xmlns:w16cid="http://schemas.microsoft.com/office/word/2016/wordml/cid" xmlns:w16="http://schemas.microsoft.com/office/word/2018/wordml" xmlns:w16du="http://schemas.microsoft.com/office/word/2023/wordml/word16du" xmlns:w16sdtdh="http://schemas.microsoft.com/office/word/2020/wordml/sdtdatahash" xmlns:w16sdtfl="http://schemas.microsoft.com/office/word/2024/wordml/sdtformatlock" xmlns:w16se="http://schemas.microsoft.com/office/word/2015/wordml/symex" xmlns:wpg="http://schemas.microsoft.com/office/word/2010/wordprocessingGroup" xmlns:wpi="http://schemas.microsoft.com/office/word/2010/wordprocessingInk" xmlns:wne="http://schemas.microsoft.com/office/word/2006/wordml" xmlns:wps="http://schemas.microsoft.com/office/word/2010/wordprocessingShape" mc:Ignorable="w14 w15 w16se w16cid w16 w16cex w16sdtdh w16sdtfl w16du wp14">
   <w:abstractNum w:abstractNumId="0" w15:restartNumberingAfterBreak="0">
     <w:nsid w:val="B0872117"/>
     <w:multiLevelType w:val="hybridMultilevel"/>
@@ -9738,13 +9724,17 @@
   <w:docDefaults>
     <w:rPrDefault>
       <w:rPr>
-        <w:rFonts w:asciiTheme="minorHAnsi" w:eastAsiaTheme="minorHAnsi" w:hAnsiTheme="minorHAnsi" w:cstheme="minorBidi"/>
-        <w:sz w:val="24"/>
-        <w:szCs w:val="24"/>
+        <w:rFonts w:asciiTheme="minorHAnsi" w:eastAsiaTheme="minorEastAsia" w:hAnsiTheme="minorHAnsi" w:cstheme="minorBidi"/>
+        <w:sz w:val="22"/>
+        <w:szCs w:val="22"/>
         <w:lang w:val="en-US" w:eastAsia="en-US" w:bidi="ar-SA"/>
       </w:rPr>
     </w:rPrDefault>
-    <w:pPrDefault/>
+    <w:pPrDefault>
+      <w:pPr>
+        <w:spacing w:after="160" w:line="259" w:lineRule="auto"/>
+      </w:pPr>
+    </w:pPrDefault>
   </w:docDefaults>
   <w:latentStyles w:defLockedState="0" w:defUIPriority="99" w:defSemiHidden="0" w:defUnhideWhenUsed="0" w:defQFormat="0" w:count="376">
     <w:lsdException w:name="Normal" w:uiPriority="0" w:qFormat="1"/>
@@ -9813,7 +9803,7 @@
     <w:lsdException w:name="Closing" w:semiHidden="1" w:unhideWhenUsed="1"/>
     <w:lsdException w:name="Signature" w:semiHidden="1" w:unhideWhenUsed="1"/>
     <w:lsdException w:name="Default Paragraph Font" w:semiHidden="1" w:uiPriority="1" w:unhideWhenUsed="1"/>
-    <w:lsdException w:name="Body Text" w:semiHidden="1" w:uiPriority="1" w:unhideWhenUsed="1" w:qFormat="1"/>
+    <w:lsdException w:name="Body Text" w:semiHidden="1" w:uiPriority="1" w:unhideWhenUsed="1"/>
     <w:lsdException w:name="Body Text Indent" w:semiHidden="1" w:unhideWhenUsed="1"/>
     <w:lsdException w:name="List Continue" w:semiHidden="1" w:unhideWhenUsed="1"/>
     <w:lsdException w:name="List Continue 2" w:semiHidden="1" w:unhideWhenUsed="1"/>
@@ -9926,7 +9916,7 @@
     <w:lsdException w:name="Medium Shading 2 Accent 1" w:uiPriority="64"/>
     <w:lsdException w:name="Medium List 1 Accent 1" w:uiPriority="65"/>
     <w:lsdException w:name="Revision" w:semiHidden="1"/>
-    <w:lsdException w:name="List Paragraph" w:uiPriority="1" w:qFormat="1"/>
+    <w:lsdException w:name="List Paragraph" w:uiPriority="34" w:qFormat="1"/>
     <w:lsdException w:name="Quote" w:uiPriority="29" w:qFormat="1"/>
     <w:lsdException w:name="Intense Quote" w:uiPriority="30" w:qFormat="1"/>
     <w:lsdException w:name="Medium List 2 Accent 1" w:uiPriority="66"/>
@@ -10127,14 +10117,7 @@
   <w:style w:type="paragraph" w:default="1" w:styleId="Normal">
     <w:name w:val="Normal"/>
     <w:qFormat/>
-    <w:rsid w:val="003A621C"/>
-    <w:rPr>
-      <w:rFonts w:ascii="Calibri" w:eastAsia="Calibri" w:hAnsi="Calibri" w:cs="Times New Roman"/>
-      <w:kern w:val="2"/>
-      <w:sz w:val="22"/>
-      <w:szCs w:val="22"/>
-      <w14:ligatures w14:val="standardContextual"/>
-    </w:rPr>
+    <w:rsid w:val="00594AFF"/>
   </w:style>
   <w:style w:type="paragraph" w:styleId="Heading1">
     <w:name w:val="heading 1"/>
@@ -10143,20 +10126,18 @@
     <w:link w:val="Heading1Char"/>
     <w:uiPriority w:val="9"/>
     <w:qFormat/>
-    <w:rsid w:val="00FC346F"/>
+    <w:rsid w:val="00594AFF"/>
     <w:pPr>
       <w:keepNext/>
       <w:keepLines/>
-      <w:spacing w:before="240"/>
-      <w:jc w:val="center"/>
+      <w:spacing w:before="400" w:after="40" w:line="240" w:lineRule="auto"/>
       <w:outlineLvl w:val="0"/>
     </w:pPr>
     <w:rPr>
-      <w:rFonts w:ascii="Times New Roman" w:eastAsiaTheme="majorEastAsia" w:hAnsi="Times New Roman" w:cstheme="majorBidi"/>
-      <w:color w:val="2F5496" w:themeColor="accent1" w:themeShade="BF"/>
-      <w:kern w:val="0"/>
-      <w:szCs w:val="32"/>
-      <w14:ligatures w14:val="none"/>
+      <w:rFonts w:asciiTheme="majorHAnsi" w:eastAsiaTheme="majorEastAsia" w:hAnsiTheme="majorHAnsi" w:cstheme="majorBidi"/>
+      <w:color w:val="1F3864" w:themeColor="accent1" w:themeShade="80"/>
+      <w:sz w:val="36"/>
+      <w:szCs w:val="36"/>
     </w:rPr>
   </w:style>
   <w:style w:type="paragraph" w:styleId="Heading2">
@@ -10167,20 +10148,18 @@
     <w:uiPriority w:val="9"/>
     <w:unhideWhenUsed/>
     <w:qFormat/>
-    <w:rsid w:val="001A4C75"/>
+    <w:rsid w:val="00594AFF"/>
     <w:pPr>
       <w:keepNext/>
       <w:keepLines/>
-      <w:spacing w:before="40"/>
+      <w:spacing w:before="40" w:after="0" w:line="240" w:lineRule="auto"/>
       <w:outlineLvl w:val="1"/>
     </w:pPr>
     <w:rPr>
       <w:rFonts w:asciiTheme="majorHAnsi" w:eastAsiaTheme="majorEastAsia" w:hAnsiTheme="majorHAnsi" w:cstheme="majorBidi"/>
       <w:color w:val="2F5496" w:themeColor="accent1" w:themeShade="BF"/>
-      <w:kern w:val="0"/>
-      <w:sz w:val="26"/>
-      <w:szCs w:val="26"/>
-      <w14:ligatures w14:val="none"/>
+      <w:sz w:val="32"/>
+      <w:szCs w:val="32"/>
     </w:rPr>
   </w:style>
   <w:style w:type="paragraph" w:styleId="Heading3">
@@ -10191,20 +10170,158 @@
     <w:uiPriority w:val="9"/>
     <w:unhideWhenUsed/>
     <w:qFormat/>
-    <w:rsid w:val="00B94390"/>
+    <w:rsid w:val="00594AFF"/>
     <w:pPr>
       <w:keepNext/>
       <w:keepLines/>
-      <w:spacing w:before="40"/>
+      <w:spacing w:before="40" w:after="0" w:line="240" w:lineRule="auto"/>
       <w:outlineLvl w:val="2"/>
     </w:pPr>
     <w:rPr>
       <w:rFonts w:asciiTheme="majorHAnsi" w:eastAsiaTheme="majorEastAsia" w:hAnsiTheme="majorHAnsi" w:cstheme="majorBidi"/>
-      <w:color w:val="1F3763" w:themeColor="accent1" w:themeShade="7F"/>
-      <w:kern w:val="0"/>
+      <w:color w:val="2F5496" w:themeColor="accent1" w:themeShade="BF"/>
+      <w:sz w:val="28"/>
+      <w:szCs w:val="28"/>
+    </w:rPr>
+  </w:style>
+  <w:style w:type="paragraph" w:styleId="Heading4">
+    <w:name w:val="heading 4"/>
+    <w:basedOn w:val="Normal"/>
+    <w:next w:val="Normal"/>
+    <w:link w:val="Heading4Char"/>
+    <w:uiPriority w:val="9"/>
+    <w:semiHidden/>
+    <w:unhideWhenUsed/>
+    <w:qFormat/>
+    <w:rsid w:val="00594AFF"/>
+    <w:pPr>
+      <w:keepNext/>
+      <w:keepLines/>
+      <w:spacing w:before="40" w:after="0"/>
+      <w:outlineLvl w:val="3"/>
+    </w:pPr>
+    <w:rPr>
+      <w:rFonts w:asciiTheme="majorHAnsi" w:eastAsiaTheme="majorEastAsia" w:hAnsiTheme="majorHAnsi" w:cstheme="majorBidi"/>
+      <w:color w:val="2F5496" w:themeColor="accent1" w:themeShade="BF"/>
       <w:sz w:val="24"/>
       <w:szCs w:val="24"/>
-      <w14:ligatures w14:val="none"/>
+    </w:rPr>
+  </w:style>
+  <w:style w:type="paragraph" w:styleId="Heading5">
+    <w:name w:val="heading 5"/>
+    <w:basedOn w:val="Normal"/>
+    <w:next w:val="Normal"/>
+    <w:link w:val="Heading5Char"/>
+    <w:uiPriority w:val="9"/>
+    <w:semiHidden/>
+    <w:unhideWhenUsed/>
+    <w:qFormat/>
+    <w:rsid w:val="00594AFF"/>
+    <w:pPr>
+      <w:keepNext/>
+      <w:keepLines/>
+      <w:spacing w:before="40" w:after="0"/>
+      <w:outlineLvl w:val="4"/>
+    </w:pPr>
+    <w:rPr>
+      <w:rFonts w:asciiTheme="majorHAnsi" w:eastAsiaTheme="majorEastAsia" w:hAnsiTheme="majorHAnsi" w:cstheme="majorBidi"/>
+      <w:caps/>
+      <w:color w:val="2F5496" w:themeColor="accent1" w:themeShade="BF"/>
+    </w:rPr>
+  </w:style>
+  <w:style w:type="paragraph" w:styleId="Heading6">
+    <w:name w:val="heading 6"/>
+    <w:basedOn w:val="Normal"/>
+    <w:next w:val="Normal"/>
+    <w:link w:val="Heading6Char"/>
+    <w:uiPriority w:val="9"/>
+    <w:semiHidden/>
+    <w:unhideWhenUsed/>
+    <w:qFormat/>
+    <w:rsid w:val="00594AFF"/>
+    <w:pPr>
+      <w:keepNext/>
+      <w:keepLines/>
+      <w:spacing w:before="40" w:after="0"/>
+      <w:outlineLvl w:val="5"/>
+    </w:pPr>
+    <w:rPr>
+      <w:rFonts w:asciiTheme="majorHAnsi" w:eastAsiaTheme="majorEastAsia" w:hAnsiTheme="majorHAnsi" w:cstheme="majorBidi"/>
+      <w:i/>
+      <w:iCs/>
+      <w:caps/>
+      <w:color w:val="1F3864" w:themeColor="accent1" w:themeShade="80"/>
+    </w:rPr>
+  </w:style>
+  <w:style w:type="paragraph" w:styleId="Heading7">
+    <w:name w:val="heading 7"/>
+    <w:basedOn w:val="Normal"/>
+    <w:next w:val="Normal"/>
+    <w:link w:val="Heading7Char"/>
+    <w:uiPriority w:val="9"/>
+    <w:semiHidden/>
+    <w:unhideWhenUsed/>
+    <w:qFormat/>
+    <w:rsid w:val="00594AFF"/>
+    <w:pPr>
+      <w:keepNext/>
+      <w:keepLines/>
+      <w:spacing w:before="40" w:after="0"/>
+      <w:outlineLvl w:val="6"/>
+    </w:pPr>
+    <w:rPr>
+      <w:rFonts w:asciiTheme="majorHAnsi" w:eastAsiaTheme="majorEastAsia" w:hAnsiTheme="majorHAnsi" w:cstheme="majorBidi"/>
+      <w:b/>
+      <w:bCs/>
+      <w:color w:val="1F3864" w:themeColor="accent1" w:themeShade="80"/>
+    </w:rPr>
+  </w:style>
+  <w:style w:type="paragraph" w:styleId="Heading8">
+    <w:name w:val="heading 8"/>
+    <w:basedOn w:val="Normal"/>
+    <w:next w:val="Normal"/>
+    <w:link w:val="Heading8Char"/>
+    <w:uiPriority w:val="9"/>
+    <w:semiHidden/>
+    <w:unhideWhenUsed/>
+    <w:qFormat/>
+    <w:rsid w:val="00594AFF"/>
+    <w:pPr>
+      <w:keepNext/>
+      <w:keepLines/>
+      <w:spacing w:before="40" w:after="0"/>
+      <w:outlineLvl w:val="7"/>
+    </w:pPr>
+    <w:rPr>
+      <w:rFonts w:asciiTheme="majorHAnsi" w:eastAsiaTheme="majorEastAsia" w:hAnsiTheme="majorHAnsi" w:cstheme="majorBidi"/>
+      <w:b/>
+      <w:bCs/>
+      <w:i/>
+      <w:iCs/>
+      <w:color w:val="1F3864" w:themeColor="accent1" w:themeShade="80"/>
+    </w:rPr>
+  </w:style>
+  <w:style w:type="paragraph" w:styleId="Heading9">
+    <w:name w:val="heading 9"/>
+    <w:basedOn w:val="Normal"/>
+    <w:next w:val="Normal"/>
+    <w:link w:val="Heading9Char"/>
+    <w:uiPriority w:val="9"/>
+    <w:semiHidden/>
+    <w:unhideWhenUsed/>
+    <w:qFormat/>
+    <w:rsid w:val="00594AFF"/>
+    <w:pPr>
+      <w:keepNext/>
+      <w:keepLines/>
+      <w:spacing w:before="40" w:after="0"/>
+      <w:outlineLvl w:val="8"/>
+    </w:pPr>
+    <w:rPr>
+      <w:rFonts w:asciiTheme="majorHAnsi" w:eastAsiaTheme="majorEastAsia" w:hAnsiTheme="majorHAnsi" w:cstheme="majorBidi"/>
+      <w:i/>
+      <w:iCs/>
+      <w:color w:val="1F3864" w:themeColor="accent1" w:themeShade="80"/>
     </w:rPr>
   </w:style>
   <w:style w:type="character" w:default="1" w:styleId="DefaultParagraphFont">
@@ -10245,10 +10362,8 @@
     </w:pPr>
     <w:rPr>
       <w:rFonts w:ascii="Times New Roman" w:eastAsia="Times New Roman" w:hAnsi="Times New Roman"/>
-      <w:kern w:val="0"/>
       <w:sz w:val="24"/>
       <w:szCs w:val="24"/>
-      <w14:ligatures w14:val="none"/>
     </w:rPr>
   </w:style>
   <w:style w:type="character" w:styleId="Hyperlink">
@@ -10265,27 +10380,19 @@
   <w:style w:type="paragraph" w:styleId="ListParagraph">
     <w:name w:val="List Paragraph"/>
     <w:basedOn w:val="Normal"/>
-    <w:uiPriority w:val="1"/>
+    <w:uiPriority w:val="34"/>
     <w:qFormat/>
     <w:rsid w:val="00B93095"/>
     <w:pPr>
       <w:ind w:left="720"/>
       <w:contextualSpacing/>
     </w:pPr>
-    <w:rPr>
-      <w:rFonts w:ascii="Times New Roman" w:eastAsia="Times New Roman" w:hAnsi="Times New Roman"/>
-      <w:kern w:val="0"/>
-      <w:sz w:val="24"/>
-      <w:szCs w:val="24"/>
-      <w14:ligatures w14:val="none"/>
-    </w:rPr>
   </w:style>
   <w:style w:type="paragraph" w:styleId="BodyText">
     <w:name w:val="Body Text"/>
     <w:basedOn w:val="Normal"/>
     <w:link w:val="BodyTextChar"/>
     <w:uiPriority w:val="1"/>
-    <w:qFormat/>
     <w:rsid w:val="00540797"/>
     <w:pPr>
       <w:widowControl w:val="0"/>
@@ -10296,9 +10403,7 @@
       <w:rFonts w:cs="Calibri"/>
       <w:b/>
       <w:bCs/>
-      <w:kern w:val="0"/>
       <w:lang w:bidi="en-US"/>
-      <w14:ligatures w14:val="none"/>
     </w:rPr>
   </w:style>
   <w:style w:type="character" w:customStyle="1" w:styleId="BodyTextChar">
@@ -10320,7 +10425,6 @@
     <w:name w:val="Table Paragraph"/>
     <w:basedOn w:val="Normal"/>
     <w:uiPriority w:val="1"/>
-    <w:qFormat/>
     <w:rsid w:val="00540797"/>
     <w:pPr>
       <w:widowControl w:val="0"/>
@@ -10329,9 +10433,7 @@
     </w:pPr>
     <w:rPr>
       <w:rFonts w:cs="Calibri"/>
-      <w:kern w:val="0"/>
       <w:lang w:bidi="en-US"/>
-      <w14:ligatures w14:val="none"/>
     </w:rPr>
   </w:style>
   <w:style w:type="character" w:customStyle="1" w:styleId="UnresolvedMention1">
@@ -10367,12 +10469,12 @@
     <w:basedOn w:val="DefaultParagraphFont"/>
     <w:link w:val="Heading1"/>
     <w:uiPriority w:val="9"/>
-    <w:rsid w:val="00FC346F"/>
+    <w:rsid w:val="00594AFF"/>
     <w:rPr>
-      <w:rFonts w:ascii="Times New Roman" w:eastAsiaTheme="majorEastAsia" w:hAnsi="Times New Roman" w:cstheme="majorBidi"/>
-      <w:color w:val="2F5496" w:themeColor="accent1" w:themeShade="BF"/>
-      <w:sz w:val="22"/>
-      <w:szCs w:val="32"/>
+      <w:rFonts w:asciiTheme="majorHAnsi" w:eastAsiaTheme="majorEastAsia" w:hAnsiTheme="majorHAnsi" w:cstheme="majorBidi"/>
+      <w:color w:val="1F3864" w:themeColor="accent1" w:themeShade="80"/>
+      <w:sz w:val="36"/>
+      <w:szCs w:val="36"/>
     </w:rPr>
   </w:style>
   <w:style w:type="character" w:customStyle="1" w:styleId="apple-converted-space">
@@ -10404,17 +10506,10 @@
     <w:uiPriority w:val="39"/>
     <w:unhideWhenUsed/>
     <w:qFormat/>
-    <w:rsid w:val="00892456"/>
+    <w:rsid w:val="00594AFF"/>
     <w:pPr>
-      <w:spacing w:before="480" w:line="276" w:lineRule="auto"/>
       <w:outlineLvl w:val="9"/>
     </w:pPr>
-    <w:rPr>
-      <w:b/>
-      <w:bCs/>
-      <w:sz w:val="28"/>
-      <w:szCs w:val="28"/>
-    </w:rPr>
   </w:style>
   <w:style w:type="paragraph" w:styleId="TOC1">
     <w:name w:val="toc 1"/>
@@ -10431,14 +10526,12 @@
       <w:spacing w:before="120" w:after="120"/>
     </w:pPr>
     <w:rPr>
-      <w:rFonts w:asciiTheme="minorHAnsi" w:eastAsia="Times New Roman" w:hAnsiTheme="minorHAnsi" w:cstheme="minorHAnsi"/>
+      <w:rFonts w:eastAsia="Times New Roman" w:cstheme="minorHAnsi"/>
       <w:b/>
       <w:bCs/>
       <w:caps/>
-      <w:kern w:val="0"/>
       <w:sz w:val="20"/>
       <w:szCs w:val="20"/>
-      <w14:ligatures w14:val="none"/>
     </w:rPr>
   </w:style>
   <w:style w:type="paragraph" w:styleId="TOC2">
@@ -10453,12 +10546,10 @@
       <w:ind w:left="240"/>
     </w:pPr>
     <w:rPr>
-      <w:rFonts w:asciiTheme="minorHAnsi" w:eastAsia="Times New Roman" w:hAnsiTheme="minorHAnsi" w:cstheme="minorHAnsi"/>
+      <w:rFonts w:eastAsia="Times New Roman" w:cstheme="minorHAnsi"/>
       <w:smallCaps/>
-      <w:kern w:val="0"/>
       <w:sz w:val="20"/>
       <w:szCs w:val="20"/>
-      <w14:ligatures w14:val="none"/>
     </w:rPr>
   </w:style>
   <w:style w:type="paragraph" w:styleId="TOC3">
@@ -10473,13 +10564,11 @@
       <w:ind w:left="480"/>
     </w:pPr>
     <w:rPr>
-      <w:rFonts w:asciiTheme="minorHAnsi" w:eastAsia="Times New Roman" w:hAnsiTheme="minorHAnsi" w:cstheme="minorHAnsi"/>
+      <w:rFonts w:eastAsia="Times New Roman" w:cstheme="minorHAnsi"/>
       <w:i/>
       <w:iCs/>
-      <w:kern w:val="0"/>
       <w:sz w:val="20"/>
       <w:szCs w:val="20"/>
-      <w14:ligatures w14:val="none"/>
     </w:rPr>
   </w:style>
   <w:style w:type="paragraph" w:styleId="TOC4">
@@ -10495,11 +10584,9 @@
       <w:ind w:left="720"/>
     </w:pPr>
     <w:rPr>
-      <w:rFonts w:asciiTheme="minorHAnsi" w:eastAsia="Times New Roman" w:hAnsiTheme="minorHAnsi" w:cstheme="minorHAnsi"/>
-      <w:kern w:val="0"/>
+      <w:rFonts w:eastAsia="Times New Roman" w:cstheme="minorHAnsi"/>
       <w:sz w:val="18"/>
       <w:szCs w:val="18"/>
-      <w14:ligatures w14:val="none"/>
     </w:rPr>
   </w:style>
   <w:style w:type="paragraph" w:styleId="TOC5">
@@ -10515,11 +10602,9 @@
       <w:ind w:left="960"/>
     </w:pPr>
     <w:rPr>
-      <w:rFonts w:asciiTheme="minorHAnsi" w:eastAsia="Times New Roman" w:hAnsiTheme="minorHAnsi" w:cstheme="minorHAnsi"/>
-      <w:kern w:val="0"/>
+      <w:rFonts w:eastAsia="Times New Roman" w:cstheme="minorHAnsi"/>
       <w:sz w:val="18"/>
       <w:szCs w:val="18"/>
-      <w14:ligatures w14:val="none"/>
     </w:rPr>
   </w:style>
   <w:style w:type="paragraph" w:styleId="TOC6">
@@ -10535,11 +10620,9 @@
       <w:ind w:left="1200"/>
     </w:pPr>
     <w:rPr>
-      <w:rFonts w:asciiTheme="minorHAnsi" w:eastAsia="Times New Roman" w:hAnsiTheme="minorHAnsi" w:cstheme="minorHAnsi"/>
-      <w:kern w:val="0"/>
+      <w:rFonts w:eastAsia="Times New Roman" w:cstheme="minorHAnsi"/>
       <w:sz w:val="18"/>
       <w:szCs w:val="18"/>
-      <w14:ligatures w14:val="none"/>
     </w:rPr>
   </w:style>
   <w:style w:type="paragraph" w:styleId="TOC7">
@@ -10555,11 +10638,9 @@
       <w:ind w:left="1440"/>
     </w:pPr>
     <w:rPr>
-      <w:rFonts w:asciiTheme="minorHAnsi" w:eastAsia="Times New Roman" w:hAnsiTheme="minorHAnsi" w:cstheme="minorHAnsi"/>
-      <w:kern w:val="0"/>
+      <w:rFonts w:eastAsia="Times New Roman" w:cstheme="minorHAnsi"/>
       <w:sz w:val="18"/>
       <w:szCs w:val="18"/>
-      <w14:ligatures w14:val="none"/>
     </w:rPr>
   </w:style>
   <w:style w:type="paragraph" w:styleId="TOC8">
@@ -10575,11 +10656,9 @@
       <w:ind w:left="1680"/>
     </w:pPr>
     <w:rPr>
-      <w:rFonts w:asciiTheme="minorHAnsi" w:eastAsia="Times New Roman" w:hAnsiTheme="minorHAnsi" w:cstheme="minorHAnsi"/>
-      <w:kern w:val="0"/>
+      <w:rFonts w:eastAsia="Times New Roman" w:cstheme="minorHAnsi"/>
       <w:sz w:val="18"/>
       <w:szCs w:val="18"/>
-      <w14:ligatures w14:val="none"/>
     </w:rPr>
   </w:style>
   <w:style w:type="paragraph" w:styleId="TOC9">
@@ -10595,11 +10674,9 @@
       <w:ind w:left="1920"/>
     </w:pPr>
     <w:rPr>
-      <w:rFonts w:asciiTheme="minorHAnsi" w:eastAsia="Times New Roman" w:hAnsiTheme="minorHAnsi" w:cstheme="minorHAnsi"/>
-      <w:kern w:val="0"/>
+      <w:rFonts w:eastAsia="Times New Roman" w:cstheme="minorHAnsi"/>
       <w:sz w:val="18"/>
       <w:szCs w:val="18"/>
-      <w14:ligatures w14:val="none"/>
     </w:rPr>
   </w:style>
   <w:style w:type="paragraph" w:styleId="NoSpacing">
@@ -10607,13 +10684,10 @@
     <w:link w:val="NoSpacingChar"/>
     <w:uiPriority w:val="1"/>
     <w:qFormat/>
-    <w:rsid w:val="00F33B0C"/>
-    <w:rPr>
-      <w:rFonts w:eastAsiaTheme="minorEastAsia"/>
-      <w:sz w:val="22"/>
-      <w:szCs w:val="22"/>
-      <w:lang w:eastAsia="zh-CN"/>
-    </w:rPr>
+    <w:rsid w:val="00594AFF"/>
+    <w:pPr>
+      <w:spacing w:after="0" w:line="240" w:lineRule="auto"/>
+    </w:pPr>
   </w:style>
   <w:style w:type="character" w:customStyle="1" w:styleId="NoSpacingChar">
     <w:name w:val="No Spacing Char"/>
@@ -10621,24 +10695,18 @@
     <w:link w:val="NoSpacing"/>
     <w:uiPriority w:val="1"/>
     <w:rsid w:val="00F33B0C"/>
-    <w:rPr>
-      <w:rFonts w:eastAsiaTheme="minorEastAsia"/>
-      <w:sz w:val="22"/>
-      <w:szCs w:val="22"/>
-      <w:lang w:eastAsia="zh-CN"/>
-    </w:rPr>
   </w:style>
   <w:style w:type="character" w:customStyle="1" w:styleId="Heading2Char">
     <w:name w:val="Heading 2 Char"/>
     <w:basedOn w:val="DefaultParagraphFont"/>
     <w:link w:val="Heading2"/>
     <w:uiPriority w:val="9"/>
-    <w:rsid w:val="001A4C75"/>
+    <w:rsid w:val="00594AFF"/>
     <w:rPr>
       <w:rFonts w:asciiTheme="majorHAnsi" w:eastAsiaTheme="majorEastAsia" w:hAnsiTheme="majorHAnsi" w:cstheme="majorBidi"/>
       <w:color w:val="2F5496" w:themeColor="accent1" w:themeShade="BF"/>
-      <w:sz w:val="26"/>
-      <w:szCs w:val="26"/>
+      <w:sz w:val="32"/>
+      <w:szCs w:val="32"/>
     </w:rPr>
   </w:style>
   <w:style w:type="character" w:styleId="FollowedHyperlink">
@@ -10668,10 +10736,8 @@
     </w:pPr>
     <w:rPr>
       <w:rFonts w:ascii="Times New Roman" w:eastAsia="Times New Roman" w:hAnsi="Times New Roman"/>
-      <w:kern w:val="0"/>
       <w:sz w:val="24"/>
       <w:szCs w:val="24"/>
-      <w14:ligatures w14:val="none"/>
     </w:rPr>
   </w:style>
   <w:style w:type="character" w:customStyle="1" w:styleId="HeaderChar">
@@ -10699,10 +10765,8 @@
     </w:pPr>
     <w:rPr>
       <w:rFonts w:ascii="Times New Roman" w:eastAsia="Times New Roman" w:hAnsi="Times New Roman"/>
-      <w:kern w:val="0"/>
       <w:sz w:val="24"/>
       <w:szCs w:val="24"/>
-      <w14:ligatures w14:val="none"/>
     </w:rPr>
   </w:style>
   <w:style w:type="character" w:customStyle="1" w:styleId="FooterChar">
@@ -10720,10 +10784,12 @@
     <w:basedOn w:val="DefaultParagraphFont"/>
     <w:link w:val="Heading3"/>
     <w:uiPriority w:val="9"/>
-    <w:rsid w:val="00B94390"/>
+    <w:rsid w:val="00594AFF"/>
     <w:rPr>
       <w:rFonts w:asciiTheme="majorHAnsi" w:eastAsiaTheme="majorEastAsia" w:hAnsiTheme="majorHAnsi" w:cstheme="majorBidi"/>
-      <w:color w:val="1F3763" w:themeColor="accent1" w:themeShade="7F"/>
+      <w:color w:val="2F5496" w:themeColor="accent1" w:themeShade="BF"/>
+      <w:sz w:val="28"/>
+      <w:szCs w:val="28"/>
     </w:rPr>
   </w:style>
   <w:style w:type="paragraph" w:customStyle="1" w:styleId="xmsonormal">
@@ -10735,10 +10801,8 @@
     </w:pPr>
     <w:rPr>
       <w:rFonts w:ascii="Times New Roman" w:eastAsia="Times New Roman" w:hAnsi="Times New Roman"/>
-      <w:kern w:val="0"/>
       <w:sz w:val="24"/>
       <w:szCs w:val="24"/>
-      <w14:ligatures w14:val="none"/>
     </w:rPr>
   </w:style>
   <w:style w:type="paragraph" w:styleId="Revision">
@@ -10773,10 +10837,8 @@
     <w:rsid w:val="0027648D"/>
     <w:rPr>
       <w:rFonts w:ascii="Times New Roman" w:eastAsia="Times New Roman" w:hAnsi="Times New Roman"/>
-      <w:kern w:val="0"/>
       <w:sz w:val="20"/>
       <w:szCs w:val="20"/>
-      <w14:ligatures w14:val="none"/>
     </w:rPr>
   </w:style>
   <w:style w:type="character" w:customStyle="1" w:styleId="CommentTextChar">
@@ -10838,10 +10900,8 @@
     </w:pPr>
     <w:rPr>
       <w:rFonts w:ascii="Times New Roman" w:eastAsia="Times New Roman" w:hAnsi="Times New Roman"/>
-      <w:kern w:val="0"/>
       <w:sz w:val="24"/>
       <w:szCs w:val="24"/>
-      <w14:ligatures w14:val="none"/>
     </w:rPr>
   </w:style>
   <w:style w:type="character" w:styleId="Emphasis">
@@ -10849,10 +10909,326 @@
     <w:basedOn w:val="DefaultParagraphFont"/>
     <w:uiPriority w:val="20"/>
     <w:qFormat/>
-    <w:rsid w:val="0000375A"/>
+    <w:rsid w:val="00594AFF"/>
     <w:rPr>
       <w:i/>
       <w:iCs/>
+    </w:rPr>
+  </w:style>
+  <w:style w:type="character" w:customStyle="1" w:styleId="Heading4Char">
+    <w:name w:val="Heading 4 Char"/>
+    <w:basedOn w:val="DefaultParagraphFont"/>
+    <w:link w:val="Heading4"/>
+    <w:uiPriority w:val="9"/>
+    <w:semiHidden/>
+    <w:rsid w:val="00594AFF"/>
+    <w:rPr>
+      <w:rFonts w:asciiTheme="majorHAnsi" w:eastAsiaTheme="majorEastAsia" w:hAnsiTheme="majorHAnsi" w:cstheme="majorBidi"/>
+      <w:color w:val="2F5496" w:themeColor="accent1" w:themeShade="BF"/>
+      <w:sz w:val="24"/>
+      <w:szCs w:val="24"/>
+    </w:rPr>
+  </w:style>
+  <w:style w:type="character" w:customStyle="1" w:styleId="Heading5Char">
+    <w:name w:val="Heading 5 Char"/>
+    <w:basedOn w:val="DefaultParagraphFont"/>
+    <w:link w:val="Heading5"/>
+    <w:uiPriority w:val="9"/>
+    <w:semiHidden/>
+    <w:rsid w:val="00594AFF"/>
+    <w:rPr>
+      <w:rFonts w:asciiTheme="majorHAnsi" w:eastAsiaTheme="majorEastAsia" w:hAnsiTheme="majorHAnsi" w:cstheme="majorBidi"/>
+      <w:caps/>
+      <w:color w:val="2F5496" w:themeColor="accent1" w:themeShade="BF"/>
+    </w:rPr>
+  </w:style>
+  <w:style w:type="character" w:customStyle="1" w:styleId="Heading6Char">
+    <w:name w:val="Heading 6 Char"/>
+    <w:basedOn w:val="DefaultParagraphFont"/>
+    <w:link w:val="Heading6"/>
+    <w:uiPriority w:val="9"/>
+    <w:semiHidden/>
+    <w:rsid w:val="00594AFF"/>
+    <w:rPr>
+      <w:rFonts w:asciiTheme="majorHAnsi" w:eastAsiaTheme="majorEastAsia" w:hAnsiTheme="majorHAnsi" w:cstheme="majorBidi"/>
+      <w:i/>
+      <w:iCs/>
+      <w:caps/>
+      <w:color w:val="1F3864" w:themeColor="accent1" w:themeShade="80"/>
+    </w:rPr>
+  </w:style>
+  <w:style w:type="character" w:customStyle="1" w:styleId="Heading7Char">
+    <w:name w:val="Heading 7 Char"/>
+    <w:basedOn w:val="DefaultParagraphFont"/>
+    <w:link w:val="Heading7"/>
+    <w:uiPriority w:val="9"/>
+    <w:semiHidden/>
+    <w:rsid w:val="00594AFF"/>
+    <w:rPr>
+      <w:rFonts w:asciiTheme="majorHAnsi" w:eastAsiaTheme="majorEastAsia" w:hAnsiTheme="majorHAnsi" w:cstheme="majorBidi"/>
+      <w:b/>
+      <w:bCs/>
+      <w:color w:val="1F3864" w:themeColor="accent1" w:themeShade="80"/>
+    </w:rPr>
+  </w:style>
+  <w:style w:type="character" w:customStyle="1" w:styleId="Heading8Char">
+    <w:name w:val="Heading 8 Char"/>
+    <w:basedOn w:val="DefaultParagraphFont"/>
+    <w:link w:val="Heading8"/>
+    <w:uiPriority w:val="9"/>
+    <w:semiHidden/>
+    <w:rsid w:val="00594AFF"/>
+    <w:rPr>
+      <w:rFonts w:asciiTheme="majorHAnsi" w:eastAsiaTheme="majorEastAsia" w:hAnsiTheme="majorHAnsi" w:cstheme="majorBidi"/>
+      <w:b/>
+      <w:bCs/>
+      <w:i/>
+      <w:iCs/>
+      <w:color w:val="1F3864" w:themeColor="accent1" w:themeShade="80"/>
+    </w:rPr>
+  </w:style>
+  <w:style w:type="character" w:customStyle="1" w:styleId="Heading9Char">
+    <w:name w:val="Heading 9 Char"/>
+    <w:basedOn w:val="DefaultParagraphFont"/>
+    <w:link w:val="Heading9"/>
+    <w:uiPriority w:val="9"/>
+    <w:semiHidden/>
+    <w:rsid w:val="00594AFF"/>
+    <w:rPr>
+      <w:rFonts w:asciiTheme="majorHAnsi" w:eastAsiaTheme="majorEastAsia" w:hAnsiTheme="majorHAnsi" w:cstheme="majorBidi"/>
+      <w:i/>
+      <w:iCs/>
+      <w:color w:val="1F3864" w:themeColor="accent1" w:themeShade="80"/>
+    </w:rPr>
+  </w:style>
+  <w:style w:type="paragraph" w:styleId="Caption">
+    <w:name w:val="caption"/>
+    <w:basedOn w:val="Normal"/>
+    <w:next w:val="Normal"/>
+    <w:uiPriority w:val="35"/>
+    <w:semiHidden/>
+    <w:unhideWhenUsed/>
+    <w:qFormat/>
+    <w:rsid w:val="00594AFF"/>
+    <w:pPr>
+      <w:spacing w:line="240" w:lineRule="auto"/>
+    </w:pPr>
+    <w:rPr>
+      <w:b/>
+      <w:bCs/>
+      <w:smallCaps/>
+      <w:color w:val="44546A" w:themeColor="text2"/>
+    </w:rPr>
+  </w:style>
+  <w:style w:type="paragraph" w:styleId="Title">
+    <w:name w:val="Title"/>
+    <w:basedOn w:val="Normal"/>
+    <w:next w:val="Normal"/>
+    <w:link w:val="TitleChar"/>
+    <w:uiPriority w:val="10"/>
+    <w:qFormat/>
+    <w:rsid w:val="00594AFF"/>
+    <w:pPr>
+      <w:spacing w:after="0" w:line="204" w:lineRule="auto"/>
+      <w:contextualSpacing/>
+    </w:pPr>
+    <w:rPr>
+      <w:rFonts w:asciiTheme="majorHAnsi" w:eastAsiaTheme="majorEastAsia" w:hAnsiTheme="majorHAnsi" w:cstheme="majorBidi"/>
+      <w:caps/>
+      <w:color w:val="44546A" w:themeColor="text2"/>
+      <w:spacing w:val="-15"/>
+      <w:sz w:val="72"/>
+      <w:szCs w:val="72"/>
+    </w:rPr>
+  </w:style>
+  <w:style w:type="character" w:customStyle="1" w:styleId="TitleChar">
+    <w:name w:val="Title Char"/>
+    <w:basedOn w:val="DefaultParagraphFont"/>
+    <w:link w:val="Title"/>
+    <w:uiPriority w:val="10"/>
+    <w:rsid w:val="00594AFF"/>
+    <w:rPr>
+      <w:rFonts w:asciiTheme="majorHAnsi" w:eastAsiaTheme="majorEastAsia" w:hAnsiTheme="majorHAnsi" w:cstheme="majorBidi"/>
+      <w:caps/>
+      <w:color w:val="44546A" w:themeColor="text2"/>
+      <w:spacing w:val="-15"/>
+      <w:sz w:val="72"/>
+      <w:szCs w:val="72"/>
+    </w:rPr>
+  </w:style>
+  <w:style w:type="paragraph" w:styleId="Subtitle">
+    <w:name w:val="Subtitle"/>
+    <w:basedOn w:val="Normal"/>
+    <w:next w:val="Normal"/>
+    <w:link w:val="SubtitleChar"/>
+    <w:uiPriority w:val="11"/>
+    <w:qFormat/>
+    <w:rsid w:val="00594AFF"/>
+    <w:pPr>
+      <w:numPr>
+        <w:ilvl w:val="1"/>
+      </w:numPr>
+      <w:spacing w:after="240" w:line="240" w:lineRule="auto"/>
+    </w:pPr>
+    <w:rPr>
+      <w:rFonts w:asciiTheme="majorHAnsi" w:eastAsiaTheme="majorEastAsia" w:hAnsiTheme="majorHAnsi" w:cstheme="majorBidi"/>
+      <w:color w:val="4472C4" w:themeColor="accent1"/>
+      <w:sz w:val="28"/>
+      <w:szCs w:val="28"/>
+    </w:rPr>
+  </w:style>
+  <w:style w:type="character" w:customStyle="1" w:styleId="SubtitleChar">
+    <w:name w:val="Subtitle Char"/>
+    <w:basedOn w:val="DefaultParagraphFont"/>
+    <w:link w:val="Subtitle"/>
+    <w:uiPriority w:val="11"/>
+    <w:rsid w:val="00594AFF"/>
+    <w:rPr>
+      <w:rFonts w:asciiTheme="majorHAnsi" w:eastAsiaTheme="majorEastAsia" w:hAnsiTheme="majorHAnsi" w:cstheme="majorBidi"/>
+      <w:color w:val="4472C4" w:themeColor="accent1"/>
+      <w:sz w:val="28"/>
+      <w:szCs w:val="28"/>
+    </w:rPr>
+  </w:style>
+  <w:style w:type="character" w:styleId="Strong">
+    <w:name w:val="Strong"/>
+    <w:basedOn w:val="DefaultParagraphFont"/>
+    <w:uiPriority w:val="22"/>
+    <w:qFormat/>
+    <w:rsid w:val="00594AFF"/>
+    <w:rPr>
+      <w:b/>
+      <w:bCs/>
+    </w:rPr>
+  </w:style>
+  <w:style w:type="paragraph" w:styleId="Quote">
+    <w:name w:val="Quote"/>
+    <w:basedOn w:val="Normal"/>
+    <w:next w:val="Normal"/>
+    <w:link w:val="QuoteChar"/>
+    <w:uiPriority w:val="29"/>
+    <w:qFormat/>
+    <w:rsid w:val="00594AFF"/>
+    <w:pPr>
+      <w:spacing w:before="120" w:after="120"/>
+      <w:ind w:left="720"/>
+    </w:pPr>
+    <w:rPr>
+      <w:color w:val="44546A" w:themeColor="text2"/>
+      <w:sz w:val="24"/>
+      <w:szCs w:val="24"/>
+    </w:rPr>
+  </w:style>
+  <w:style w:type="character" w:customStyle="1" w:styleId="QuoteChar">
+    <w:name w:val="Quote Char"/>
+    <w:basedOn w:val="DefaultParagraphFont"/>
+    <w:link w:val="Quote"/>
+    <w:uiPriority w:val="29"/>
+    <w:rsid w:val="00594AFF"/>
+    <w:rPr>
+      <w:color w:val="44546A" w:themeColor="text2"/>
+      <w:sz w:val="24"/>
+      <w:szCs w:val="24"/>
+    </w:rPr>
+  </w:style>
+  <w:style w:type="paragraph" w:styleId="IntenseQuote">
+    <w:name w:val="Intense Quote"/>
+    <w:basedOn w:val="Normal"/>
+    <w:next w:val="Normal"/>
+    <w:link w:val="IntenseQuoteChar"/>
+    <w:uiPriority w:val="30"/>
+    <w:qFormat/>
+    <w:rsid w:val="00594AFF"/>
+    <w:pPr>
+      <w:spacing w:before="100" w:beforeAutospacing="1" w:after="240" w:line="240" w:lineRule="auto"/>
+      <w:ind w:left="720"/>
+      <w:jc w:val="center"/>
+    </w:pPr>
+    <w:rPr>
+      <w:rFonts w:asciiTheme="majorHAnsi" w:eastAsiaTheme="majorEastAsia" w:hAnsiTheme="majorHAnsi" w:cstheme="majorBidi"/>
+      <w:color w:val="44546A" w:themeColor="text2"/>
+      <w:spacing w:val="-6"/>
+      <w:sz w:val="32"/>
+      <w:szCs w:val="32"/>
+    </w:rPr>
+  </w:style>
+  <w:style w:type="character" w:customStyle="1" w:styleId="IntenseQuoteChar">
+    <w:name w:val="Intense Quote Char"/>
+    <w:basedOn w:val="DefaultParagraphFont"/>
+    <w:link w:val="IntenseQuote"/>
+    <w:uiPriority w:val="30"/>
+    <w:rsid w:val="00594AFF"/>
+    <w:rPr>
+      <w:rFonts w:asciiTheme="majorHAnsi" w:eastAsiaTheme="majorEastAsia" w:hAnsiTheme="majorHAnsi" w:cstheme="majorBidi"/>
+      <w:color w:val="44546A" w:themeColor="text2"/>
+      <w:spacing w:val="-6"/>
+      <w:sz w:val="32"/>
+      <w:szCs w:val="32"/>
+    </w:rPr>
+  </w:style>
+  <w:style w:type="character" w:styleId="SubtleEmphasis">
+    <w:name w:val="Subtle Emphasis"/>
+    <w:basedOn w:val="DefaultParagraphFont"/>
+    <w:uiPriority w:val="19"/>
+    <w:qFormat/>
+    <w:rsid w:val="00594AFF"/>
+    <w:rPr>
+      <w:i/>
+      <w:iCs/>
+      <w:color w:val="595959" w:themeColor="text1" w:themeTint="A6"/>
+    </w:rPr>
+  </w:style>
+  <w:style w:type="character" w:styleId="IntenseEmphasis">
+    <w:name w:val="Intense Emphasis"/>
+    <w:basedOn w:val="DefaultParagraphFont"/>
+    <w:uiPriority w:val="21"/>
+    <w:qFormat/>
+    <w:rsid w:val="00594AFF"/>
+    <w:rPr>
+      <w:b/>
+      <w:bCs/>
+      <w:i/>
+      <w:iCs/>
+    </w:rPr>
+  </w:style>
+  <w:style w:type="character" w:styleId="SubtleReference">
+    <w:name w:val="Subtle Reference"/>
+    <w:basedOn w:val="DefaultParagraphFont"/>
+    <w:uiPriority w:val="31"/>
+    <w:qFormat/>
+    <w:rsid w:val="00594AFF"/>
+    <w:rPr>
+      <w:smallCaps/>
+      <w:color w:val="595959" w:themeColor="text1" w:themeTint="A6"/>
+      <w:u w:val="none" w:color="7F7F7F" w:themeColor="text1" w:themeTint="80"/>
+      <w:bdr w:val="none" w:sz="0" w:space="0" w:color="auto"/>
+    </w:rPr>
+  </w:style>
+  <w:style w:type="character" w:styleId="IntenseReference">
+    <w:name w:val="Intense Reference"/>
+    <w:basedOn w:val="DefaultParagraphFont"/>
+    <w:uiPriority w:val="32"/>
+    <w:qFormat/>
+    <w:rsid w:val="00594AFF"/>
+    <w:rPr>
+      <w:b/>
+      <w:bCs/>
+      <w:smallCaps/>
+      <w:color w:val="44546A" w:themeColor="text2"/>
+      <w:u w:val="single"/>
+    </w:rPr>
+  </w:style>
+  <w:style w:type="character" w:styleId="BookTitle">
+    <w:name w:val="Book Title"/>
+    <w:basedOn w:val="DefaultParagraphFont"/>
+    <w:uiPriority w:val="33"/>
+    <w:qFormat/>
+    <w:rsid w:val="00594AFF"/>
+    <w:rPr>
+      <w:b/>
+      <w:bCs/>
+      <w:smallCaps/>
+      <w:spacing w:val="10"/>
     </w:rPr>
   </w:style>
 </w:styles>
@@ -10901,7 +11277,7 @@
     </a:clrScheme>
     <a:fontScheme name="Office">
       <a:majorFont>
-        <a:latin typeface="Calibri Light" panose="020F0302020204030204"/>
+        <a:latin typeface="Aptos Display" panose="020F0302020204030204"/>
         <a:ea typeface=""/>
         <a:cs typeface=""/>
         <a:font script="Jpan" typeface="游ゴシック Light"/>
@@ -10953,7 +11329,7 @@
         <a:font script="Tfng" typeface="Ebrima"/>
       </a:majorFont>
       <a:minorFont>
-        <a:latin typeface="Calibri" panose="020F0502020204030204"/>
+        <a:latin typeface="Aptos" panose="020F0502020204030204"/>
         <a:ea typeface=""/>
         <a:cs typeface=""/>
         <a:font script="Jpan" typeface="游明朝"/>
